--- a/teaching/2025Fall/4504/syllabus.docx
+++ b/teaching/2025Fall/4504/syllabus.docx
@@ -402,25 +402,7 @@
           <w:sz w:val="24"/>
           <w:szCs w:val="24"/>
         </w:rPr>
-        <w:t>Online; D2L</w:t>
-      </w:r>
-    </w:p>
-    <w:p>
-      <w:pPr>
-        <w:spacing w:line="0" w:lineRule="atLeast"/>
-        <w:rPr>
-          <w:color w:val="7030A0"/>
-          <w:sz w:val="24"/>
-          <w:szCs w:val="24"/>
-        </w:rPr>
-      </w:pPr>
-      <w:r>
-        <w:rPr>
-          <w:color w:val="000000"/>
-          <w:sz w:val="24"/>
-          <w:szCs w:val="24"/>
-        </w:rPr>
-        <w:t xml:space="preserve">Modality and Location: </w:t>
+        <w:t>Tuesdays &amp; Thursdays, 3:30pm-4:45pm</w:t>
       </w:r>
       <w:r>
         <w:rPr>
@@ -430,7 +412,35 @@
           <w:sz w:val="24"/>
           <w:szCs w:val="24"/>
         </w:rPr>
-        <w:t>Online</w:t>
+        <w:t>; D2L</w:t>
+      </w:r>
+    </w:p>
+    <w:p>
+      <w:pPr>
+        <w:spacing w:line="0" w:lineRule="atLeast"/>
+        <w:rPr>
+          <w:color w:val="7030A0"/>
+          <w:sz w:val="24"/>
+          <w:szCs w:val="24"/>
+        </w:rPr>
+      </w:pPr>
+      <w:r>
+        <w:rPr>
+          <w:color w:val="000000"/>
+          <w:sz w:val="24"/>
+          <w:szCs w:val="24"/>
+        </w:rPr>
+        <w:t xml:space="preserve">Modality and Location: </w:t>
+      </w:r>
+      <w:r>
+        <w:rPr>
+          <w:i/>
+          <w:iCs/>
+          <w:color w:val="000000" w:themeColor="text1"/>
+          <w:sz w:val="24"/>
+          <w:szCs w:val="24"/>
+        </w:rPr>
+        <w:t>Tuesdays &amp; Thursdays, 3:30pm-4:45pm</w:t>
       </w:r>
       <w:r>
         <w:rPr>
@@ -762,6 +772,9 @@
         <w:r>
           <w:t>‬</w:t>
         </w:r>
+        <w:r>
+          <w:t>‬</w:t>
+        </w:r>
       </w:bdo>
     </w:p>
     <w:p>
@@ -791,7 +804,7 @@
           <w:sz w:val="24"/>
           <w:szCs w:val="24"/>
         </w:rPr>
-        <w:t>4</w:t>
+        <w:t>2</w:t>
       </w:r>
       <w:r>
         <w:rPr>
@@ -805,7 +818,7 @@
           <w:sz w:val="24"/>
           <w:szCs w:val="24"/>
         </w:rPr>
-        <w:t>5</w:t>
+        <w:t>3</w:t>
       </w:r>
       <w:r>
         <w:rPr>
@@ -1054,8 +1067,7 @@
     </w:p>
     <w:p>
       <w:pPr>
-        <w:shd w:val="clear" w:color="auto" w:fill="FFFFFF" w:themeFill="background1"/>
-        <w:jc w:val="both"/>
+        <w:contextualSpacing/>
         <w:rPr>
           <w:rFonts w:eastAsia="Times New Roman"/>
           <w:color w:val="000000"/>
@@ -1070,7 +1082,7 @@
           <w:sz w:val="24"/>
           <w:szCs w:val="24"/>
         </w:rPr>
-        <w:t xml:space="preserve">This course covers various aspects of parallel and distributed processing and algorithm design with an emphasis on programming. Topics include essentials of operating systems, network protocols for process communication, and synchronization; Shared-memory vs. message-passing architectures; Computation models and Performance metrics; Parallel/distributed algorithm design - basic techniques; Parallel/distributed programming techniques and issues: partitioning, load balancing, synchronization, scheduling, message overheads, etc. Programming will focus on using </w:t>
+        <w:t xml:space="preserve">This course introduces students to the fundamental principles common to the design and implementation of programs that run on two or more interconnected computer systems - in parallel or distributed configurations. Topics to be covered include: essentials of operating systems, network protocols for process communication, and synchronization using message queues; understanding of client-server paradigms, web-based group or collaborative communication systems; advanced distributed computing paradigms for parallel computing and handling concurrency issues; and sockets. Programming will focus on using </w:t>
       </w:r>
       <w:proofErr w:type="gramStart"/>
       <w:r>
@@ -1090,9 +1102,8 @@
           <w:sz w:val="24"/>
           <w:szCs w:val="24"/>
         </w:rPr>
-        <w:t xml:space="preserve"> for parallel or distributed applications (e.g., MPI, OpenMP, </w:t>
-      </w:r>
-      <w:proofErr w:type="spellStart"/>
+        <w:t xml:space="preserve"> for parallel or distributed applications (e.g., </w:t>
+      </w:r>
       <w:r>
         <w:rPr>
           <w:rFonts w:eastAsia="Times New Roman"/>
@@ -1100,9 +1111,8 @@
           <w:sz w:val="24"/>
           <w:szCs w:val="24"/>
         </w:rPr>
-        <w:t>Pthreads</w:t>
-      </w:r>
-      <w:proofErr w:type="spellEnd"/>
+        <w:t xml:space="preserve">OpenMP, Pthread, </w:t>
+      </w:r>
       <w:r>
         <w:rPr>
           <w:rFonts w:eastAsia="Times New Roman"/>
@@ -1110,19 +1120,8 @@
           <w:sz w:val="24"/>
           <w:szCs w:val="24"/>
         </w:rPr>
-        <w:t>).</w:t>
-      </w:r>
-    </w:p>
-    <w:p>
-      <w:pPr>
-        <w:contextualSpacing/>
-        <w:rPr>
-          <w:rFonts w:eastAsia="Times New Roman"/>
-          <w:color w:val="000000"/>
-          <w:sz w:val="24"/>
-          <w:szCs w:val="24"/>
-        </w:rPr>
-      </w:pPr>
+        <w:t>MPI and RMI).</w:t>
+      </w:r>
     </w:p>
     <w:p>
       <w:pPr>
@@ -1311,7 +1310,6 @@
           <w:sz w:val="24"/>
           <w:szCs w:val="24"/>
         </w:rPr>
-        <w:lastRenderedPageBreak/>
         <w:t xml:space="preserve">Other Resources – </w:t>
       </w:r>
     </w:p>
@@ -1332,6 +1330,7 @@
           <w:sz w:val="24"/>
           <w:szCs w:val="24"/>
         </w:rPr>
+        <w:lastRenderedPageBreak/>
         <w:t>An Introduction to Parallel Programming. Peter S. Pacheco, ISBN: 978-0-12-374260-5</w:t>
       </w:r>
     </w:p>
@@ -1377,235 +1376,36 @@
         </w:rPr>
         <w:t>Technology requirements:</w:t>
       </w:r>
-    </w:p>
-    <w:p>
-      <w:pPr>
-        <w:widowControl w:val="0"/>
-        <w:jc w:val="both"/>
-        <w:rPr>
-          <w:rFonts w:eastAsia="Times New Roman" w:cstheme="minorHAnsi"/>
-          <w:sz w:val="24"/>
-          <w:szCs w:val="21"/>
-        </w:rPr>
-      </w:pPr>
-      <w:r>
-        <w:rPr>
-          <w:rFonts w:eastAsia="Times New Roman" w:cstheme="minorHAnsi"/>
-          <w:sz w:val="24"/>
-          <w:szCs w:val="21"/>
-        </w:rPr>
-        <w:t xml:space="preserve">     </w:t>
-      </w:r>
-      <w:r>
-        <w:rPr>
-          <w:rFonts w:eastAsia="Times New Roman" w:cstheme="minorHAnsi"/>
-          <w:sz w:val="24"/>
-          <w:szCs w:val="21"/>
-        </w:rPr>
-        <w:t xml:space="preserve">      </w:t>
-      </w:r>
-      <w:r>
-        <w:rPr>
-          <w:rFonts w:eastAsia="Times New Roman" w:cstheme="minorHAnsi"/>
-          <w:sz w:val="24"/>
-          <w:szCs w:val="21"/>
-        </w:rPr>
-        <w:t>C tutorial</w:t>
-      </w:r>
-    </w:p>
-    <w:p>
-      <w:pPr>
-        <w:pStyle w:val="ListParagraph"/>
-        <w:widowControl w:val="0"/>
-        <w:numPr>
-          <w:ilvl w:val="0"/>
-          <w:numId w:val="4"/>
-        </w:numPr>
-        <w:jc w:val="both"/>
-        <w:rPr>
-          <w:rFonts w:eastAsia="Times New Roman,Calibri" w:cstheme="minorHAnsi"/>
-          <w:sz w:val="24"/>
-          <w:szCs w:val="21"/>
-        </w:rPr>
-      </w:pPr>
-      <w:hyperlink r:id="rId15" w:history="1">
-        <w:r>
-          <w:rPr>
-            <w:rStyle w:val="Hyperlink"/>
-            <w:rFonts w:eastAsia="Times New Roman,Calibri" w:cstheme="minorHAnsi"/>
-            <w:sz w:val="24"/>
-            <w:szCs w:val="21"/>
-          </w:rPr>
-          <w:t>https://www.tutorialspoint.com/cprogramming/</w:t>
-        </w:r>
-      </w:hyperlink>
-    </w:p>
-    <w:p>
-      <w:pPr>
-        <w:pStyle w:val="ListParagraph"/>
-        <w:widowControl w:val="0"/>
-        <w:numPr>
-          <w:ilvl w:val="0"/>
-          <w:numId w:val="4"/>
-        </w:numPr>
-        <w:jc w:val="both"/>
-        <w:rPr>
-          <w:rFonts w:eastAsia="Times New Roman,Calibri" w:cstheme="minorHAnsi"/>
-          <w:sz w:val="24"/>
-          <w:szCs w:val="21"/>
-        </w:rPr>
-      </w:pPr>
-      <w:hyperlink r:id="rId16" w:history="1">
-        <w:r>
-          <w:rPr>
-            <w:rStyle w:val="Hyperlink"/>
-            <w:rFonts w:eastAsia="Times New Roman,Calibri" w:cstheme="minorHAnsi"/>
-            <w:sz w:val="24"/>
-            <w:szCs w:val="21"/>
-          </w:rPr>
-          <w:t>https://www.learn-c.org</w:t>
-        </w:r>
-      </w:hyperlink>
-    </w:p>
-    <w:p>
-      <w:pPr>
-        <w:pStyle w:val="ListParagraph"/>
-        <w:widowControl w:val="0"/>
-        <w:numPr>
-          <w:ilvl w:val="0"/>
-          <w:numId w:val="4"/>
-        </w:numPr>
-        <w:jc w:val="both"/>
-        <w:rPr>
-          <w:rFonts w:eastAsia="Times New Roman,Calibri" w:cstheme="minorHAnsi"/>
-          <w:sz w:val="24"/>
-          <w:szCs w:val="21"/>
-        </w:rPr>
-      </w:pPr>
-      <w:hyperlink r:id="rId17" w:history="1">
-        <w:r>
-          <w:rPr>
-            <w:rStyle w:val="Hyperlink"/>
-            <w:rFonts w:eastAsia="Times New Roman,Calibri" w:cstheme="minorHAnsi"/>
-            <w:sz w:val="24"/>
-            <w:szCs w:val="21"/>
-          </w:rPr>
-          <w:t>https://www.cprogramming.com/tutorial/c-tutorial.html</w:t>
-        </w:r>
-      </w:hyperlink>
-    </w:p>
-    <w:p>
-      <w:pPr>
-        <w:widowControl w:val="0"/>
-        <w:ind w:left="720"/>
-        <w:jc w:val="both"/>
-        <w:rPr>
-          <w:rFonts w:eastAsia="Times New Roman,Calibri" w:cstheme="minorHAnsi"/>
-          <w:sz w:val="24"/>
-          <w:szCs w:val="21"/>
-        </w:rPr>
-      </w:pPr>
-    </w:p>
-    <w:p>
-      <w:pPr>
-        <w:widowControl w:val="0"/>
-        <w:ind w:left="720"/>
-        <w:jc w:val="both"/>
-        <w:rPr>
-          <w:rFonts w:eastAsia="Times New Roman,Calibri" w:cstheme="minorHAnsi"/>
-          <w:sz w:val="24"/>
-          <w:szCs w:val="21"/>
-        </w:rPr>
-      </w:pPr>
-      <w:r>
-        <w:rPr>
-          <w:rFonts w:eastAsia="Times New Roman,Calibri" w:cstheme="minorHAnsi"/>
-          <w:sz w:val="24"/>
-          <w:szCs w:val="21"/>
-        </w:rPr>
-        <w:t>Linux tutorial</w:t>
-      </w:r>
-    </w:p>
-    <w:p>
-      <w:pPr>
-        <w:pStyle w:val="ListParagraph"/>
-        <w:widowControl w:val="0"/>
-        <w:numPr>
-          <w:ilvl w:val="0"/>
-          <w:numId w:val="5"/>
-        </w:numPr>
-        <w:jc w:val="both"/>
-        <w:rPr>
-          <w:rFonts w:eastAsia="Times New Roman,Calibri" w:cstheme="minorHAnsi"/>
-          <w:sz w:val="24"/>
-          <w:szCs w:val="21"/>
-        </w:rPr>
-      </w:pPr>
-      <w:hyperlink r:id="rId18" w:history="1">
-        <w:r>
-          <w:rPr>
-            <w:rStyle w:val="Hyperlink"/>
-            <w:rFonts w:eastAsia="Times New Roman,Calibri" w:cstheme="minorHAnsi"/>
-            <w:sz w:val="24"/>
-            <w:szCs w:val="21"/>
-          </w:rPr>
-          <w:t>https://ryanstutorials.net/linuxtutorial/</w:t>
-        </w:r>
-      </w:hyperlink>
-    </w:p>
-    <w:p>
-      <w:pPr>
-        <w:pStyle w:val="ListParagraph"/>
-        <w:widowControl w:val="0"/>
-        <w:numPr>
-          <w:ilvl w:val="0"/>
-          <w:numId w:val="5"/>
-        </w:numPr>
-        <w:jc w:val="both"/>
-        <w:rPr>
-          <w:rFonts w:eastAsia="Times New Roman,Calibri" w:cstheme="minorHAnsi"/>
-          <w:sz w:val="24"/>
-          <w:szCs w:val="21"/>
-        </w:rPr>
-      </w:pPr>
-      <w:hyperlink r:id="rId19" w:history="1">
-        <w:r>
-          <w:rPr>
-            <w:rStyle w:val="Hyperlink"/>
-            <w:rFonts w:eastAsia="Times New Roman,Calibri" w:cstheme="minorHAnsi"/>
-            <w:sz w:val="24"/>
-            <w:szCs w:val="21"/>
-          </w:rPr>
-          <w:t>http://www.ee.surrey.ac.uk/Teaching/Unix/</w:t>
-        </w:r>
-      </w:hyperlink>
-    </w:p>
-    <w:p>
-      <w:pPr>
-        <w:pStyle w:val="ListParagraph"/>
-        <w:widowControl w:val="0"/>
-        <w:numPr>
-          <w:ilvl w:val="0"/>
-          <w:numId w:val="5"/>
-        </w:numPr>
-        <w:jc w:val="both"/>
-        <w:rPr>
-          <w:rFonts w:eastAsia="Times New Roman,Calibri" w:cstheme="minorHAnsi"/>
-          <w:sz w:val="24"/>
-          <w:szCs w:val="21"/>
-        </w:rPr>
-      </w:pPr>
-      <w:hyperlink r:id="rId20" w:history="1">
-        <w:r>
-          <w:rPr>
-            <w:rStyle w:val="Hyperlink"/>
-            <w:rFonts w:eastAsia="Times New Roman,Calibri" w:cstheme="minorHAnsi"/>
-            <w:sz w:val="24"/>
-            <w:szCs w:val="21"/>
-          </w:rPr>
-          <w:t>https://www.tutorialspoint.com/unix/</w:t>
-        </w:r>
-      </w:hyperlink>
+      <w:r>
+        <w:rPr>
+          <w:sz w:val="24"/>
+          <w:szCs w:val="24"/>
+        </w:rPr>
+        <w:t xml:space="preserve"> C, Linux, VMs</w:t>
+      </w:r>
+      <w:r>
+        <w:rPr>
+          <w:sz w:val="24"/>
+          <w:szCs w:val="24"/>
+        </w:rPr>
+        <w:t xml:space="preserve">, HPC (KSU), or other supporting (MPI, OpenMP, </w:t>
+      </w:r>
+      <w:proofErr w:type="spellStart"/>
+      <w:r>
+        <w:rPr>
+          <w:sz w:val="24"/>
+          <w:szCs w:val="24"/>
+        </w:rPr>
+        <w:t>PThreads</w:t>
+      </w:r>
+      <w:proofErr w:type="spellEnd"/>
+      <w:r>
+        <w:rPr>
+          <w:sz w:val="24"/>
+          <w:szCs w:val="24"/>
+        </w:rPr>
+        <w:t>)</w:t>
+      </w:r>
     </w:p>
     <w:p>
       <w:pPr>
@@ -1890,7 +1690,15 @@
           <w:szCs w:val="21"/>
         </w:rPr>
         <w:tab/>
-        <w:t xml:space="preserve">Evaluate or validate their implementations via simulations and/or realistic projects using PDC platforms or IDEs such as MPI or </w:t>
+        <w:t xml:space="preserve">Evaluate or validate their implementations via simulations and/or realistic projects using PDC platforms or IDEs such as </w:t>
+      </w:r>
+      <w:r>
+        <w:rPr>
+          <w:rFonts w:eastAsia="Times New Roman" w:cstheme="minorHAnsi"/>
+          <w:sz w:val="24"/>
+          <w:szCs w:val="21"/>
+        </w:rPr>
+        <w:t xml:space="preserve">MPI, OpenMP, and RMI (with UDP/TCP) or </w:t>
       </w:r>
       <w:proofErr w:type="spellStart"/>
       <w:r>
@@ -1899,7 +1707,7 @@
           <w:sz w:val="24"/>
           <w:szCs w:val="21"/>
         </w:rPr>
-        <w:t>Pthreads</w:t>
+        <w:t>PThreads</w:t>
       </w:r>
       <w:proofErr w:type="spellEnd"/>
       <w:r>
@@ -1978,6 +1786,7 @@
           <w:szCs w:val="21"/>
         </w:rPr>
       </w:pPr>
+      <w:bookmarkStart w:id="0" w:name="_Hlk227162551"/>
       <w:r>
         <w:rPr>
           <w:rFonts w:eastAsia="Times New Roman,Trebuchet MS"/>
@@ -1985,8 +1794,9 @@
           <w:sz w:val="24"/>
           <w:szCs w:val="21"/>
         </w:rPr>
-        <w:t>Student Outcomes/Program Outcomes:</w:t>
-      </w:r>
+        <w:t>Student Outcomes/Program Outcomes</w:t>
+      </w:r>
+      <w:bookmarkEnd w:id="0"/>
       <w:r>
         <w:rPr>
           <w:rFonts w:eastAsia="Times New Roman,Trebuchet MS"/>
@@ -1994,6 +1804,15 @@
           <w:sz w:val="24"/>
           <w:szCs w:val="21"/>
         </w:rPr>
+        <w:t>:</w:t>
+      </w:r>
+      <w:r>
+        <w:rPr>
+          <w:rFonts w:eastAsia="Times New Roman,Trebuchet MS"/>
+          <w:spacing w:val="1"/>
+          <w:sz w:val="24"/>
+          <w:szCs w:val="21"/>
+        </w:rPr>
         <w:t xml:space="preserve"> (P denotes project and E denotes exams.)</w:t>
       </w:r>
     </w:p>
@@ -2009,12 +1828,37 @@
         </w:rPr>
       </w:pPr>
     </w:p>
+    <w:p>
+      <w:pPr>
+        <w:pStyle w:val="Caption"/>
+        <w:keepNext/>
+        <w:jc w:val="center"/>
+      </w:pPr>
+      <w:r>
+        <w:t xml:space="preserve">Table </w:t>
+      </w:r>
+      <w:fldSimple w:instr=" SEQ Table \* ARABIC ">
+        <w:r>
+          <w:rPr>
+            <w:noProof/>
+          </w:rPr>
+          <w:t>1</w:t>
+        </w:r>
+      </w:fldSimple>
+      <w:r>
+        <w:t xml:space="preserve">: </w:t>
+      </w:r>
+      <w:r>
+        <w:t>Student Outcomes/Program Outcomes</w:t>
+      </w:r>
+    </w:p>
     <w:tbl>
       <w:tblPr>
-        <w:tblStyle w:val="TableGrid"/>
+        <w:tblStyle w:val="GridTable1Light"/>
         <w:tblW w:w="0" w:type="auto"/>
         <w:jc w:val="center"/>
         <w:tblLook w:val="04A0" w:firstRow="1" w:lastRow="0" w:firstColumn="1" w:lastColumn="0" w:noHBand="0" w:noVBand="1"/>
+        <w:tblCaption w:val="Student Outcomes/Program Outcomes"/>
       </w:tblPr>
       <w:tblGrid>
         <w:gridCol w:w="1215"/>
@@ -2027,11 +1871,13 @@
       </w:tblGrid>
       <w:tr>
         <w:trPr>
+          <w:cnfStyle w:val="100000000000" w:firstRow="1" w:lastRow="0" w:firstColumn="0" w:lastColumn="0" w:oddVBand="0" w:evenVBand="0" w:oddHBand="0" w:evenHBand="0" w:firstRowFirstColumn="0" w:firstRowLastColumn="0" w:lastRowFirstColumn="0" w:lastRowLastColumn="0"/>
           <w:trHeight w:val="300"/>
           <w:jc w:val="center"/>
         </w:trPr>
         <w:tc>
           <w:tcPr>
+            <w:cnfStyle w:val="001000000000" w:firstRow="0" w:lastRow="0" w:firstColumn="1" w:lastColumn="0" w:oddVBand="0" w:evenVBand="0" w:oddHBand="0" w:evenHBand="0" w:firstRowFirstColumn="0" w:firstRowLastColumn="0" w:lastRowFirstColumn="0" w:lastRowLastColumn="0"/>
             <w:tcW w:w="1215" w:type="dxa"/>
           </w:tcPr>
           <w:p>
@@ -2064,6 +1910,7 @@
             <w:pPr>
               <w:widowControl w:val="0"/>
               <w:jc w:val="center"/>
+              <w:cnfStyle w:val="100000000000" w:firstRow="1" w:lastRow="0" w:firstColumn="0" w:lastColumn="0" w:oddVBand="0" w:evenVBand="0" w:oddHBand="0" w:evenHBand="0" w:firstRowFirstColumn="0" w:firstRowLastColumn="0" w:lastRowFirstColumn="0" w:lastRowLastColumn="0"/>
               <w:rPr>
                 <w:rFonts w:eastAsia="Times New Roman,Trebuchet MS"/>
                 <w:spacing w:val="1"/>
@@ -2090,6 +1937,7 @@
             <w:pPr>
               <w:widowControl w:val="0"/>
               <w:jc w:val="center"/>
+              <w:cnfStyle w:val="100000000000" w:firstRow="1" w:lastRow="0" w:firstColumn="0" w:lastColumn="0" w:oddVBand="0" w:evenVBand="0" w:oddHBand="0" w:evenHBand="0" w:firstRowFirstColumn="0" w:firstRowLastColumn="0" w:lastRowFirstColumn="0" w:lastRowLastColumn="0"/>
               <w:rPr>
                 <w:rFonts w:eastAsia="Times New Roman,Trebuchet MS"/>
                 <w:spacing w:val="1"/>
@@ -2116,6 +1964,7 @@
             <w:pPr>
               <w:widowControl w:val="0"/>
               <w:jc w:val="center"/>
+              <w:cnfStyle w:val="100000000000" w:firstRow="1" w:lastRow="0" w:firstColumn="0" w:lastColumn="0" w:oddVBand="0" w:evenVBand="0" w:oddHBand="0" w:evenHBand="0" w:firstRowFirstColumn="0" w:firstRowLastColumn="0" w:lastRowFirstColumn="0" w:lastRowLastColumn="0"/>
               <w:rPr>
                 <w:rFonts w:eastAsia="Times New Roman,Trebuchet MS"/>
                 <w:spacing w:val="1"/>
@@ -2142,6 +1991,7 @@
             <w:pPr>
               <w:widowControl w:val="0"/>
               <w:jc w:val="center"/>
+              <w:cnfStyle w:val="100000000000" w:firstRow="1" w:lastRow="0" w:firstColumn="0" w:lastColumn="0" w:oddVBand="0" w:evenVBand="0" w:oddHBand="0" w:evenHBand="0" w:firstRowFirstColumn="0" w:firstRowLastColumn="0" w:lastRowFirstColumn="0" w:lastRowLastColumn="0"/>
               <w:rPr>
                 <w:rFonts w:eastAsia="Times New Roman,Trebuchet MS"/>
                 <w:spacing w:val="1"/>
@@ -2168,6 +2018,7 @@
             <w:pPr>
               <w:widowControl w:val="0"/>
               <w:jc w:val="center"/>
+              <w:cnfStyle w:val="100000000000" w:firstRow="1" w:lastRow="0" w:firstColumn="0" w:lastColumn="0" w:oddVBand="0" w:evenVBand="0" w:oddHBand="0" w:evenHBand="0" w:firstRowFirstColumn="0" w:firstRowLastColumn="0" w:lastRowFirstColumn="0" w:lastRowLastColumn="0"/>
               <w:rPr>
                 <w:rFonts w:eastAsia="Times New Roman,Trebuchet MS"/>
                 <w:spacing w:val="1"/>
@@ -2194,6 +2045,7 @@
             <w:pPr>
               <w:widowControl w:val="0"/>
               <w:jc w:val="center"/>
+              <w:cnfStyle w:val="100000000000" w:firstRow="1" w:lastRow="0" w:firstColumn="0" w:lastColumn="0" w:oddVBand="0" w:evenVBand="0" w:oddHBand="0" w:evenHBand="0" w:firstRowFirstColumn="0" w:firstRowLastColumn="0" w:lastRowFirstColumn="0" w:lastRowLastColumn="0"/>
               <w:rPr>
                 <w:rFonts w:eastAsia="Times New Roman,Trebuchet MS"/>
                 <w:spacing w:val="1"/>
@@ -2220,6 +2072,7 @@
         </w:trPr>
         <w:tc>
           <w:tcPr>
+            <w:cnfStyle w:val="001000000000" w:firstRow="0" w:lastRow="0" w:firstColumn="1" w:lastColumn="0" w:oddVBand="0" w:evenVBand="0" w:oddHBand="0" w:evenHBand="0" w:firstRowFirstColumn="0" w:firstRowLastColumn="0" w:lastRowFirstColumn="0" w:lastRowLastColumn="0"/>
             <w:tcW w:w="1215" w:type="dxa"/>
           </w:tcPr>
           <w:p>
@@ -2252,6 +2105,7 @@
             <w:pPr>
               <w:widowControl w:val="0"/>
               <w:jc w:val="center"/>
+              <w:cnfStyle w:val="000000000000" w:firstRow="0" w:lastRow="0" w:firstColumn="0" w:lastColumn="0" w:oddVBand="0" w:evenVBand="0" w:oddHBand="0" w:evenHBand="0" w:firstRowFirstColumn="0" w:firstRowLastColumn="0" w:lastRowFirstColumn="0" w:lastRowLastColumn="0"/>
               <w:rPr>
                 <w:rFonts w:eastAsia="Times New Roman,Trebuchet MS"/>
                 <w:spacing w:val="1"/>
@@ -2269,6 +2123,7 @@
             <w:pPr>
               <w:widowControl w:val="0"/>
               <w:jc w:val="center"/>
+              <w:cnfStyle w:val="000000000000" w:firstRow="0" w:lastRow="0" w:firstColumn="0" w:lastColumn="0" w:oddVBand="0" w:evenVBand="0" w:oddHBand="0" w:evenHBand="0" w:firstRowFirstColumn="0" w:firstRowLastColumn="0" w:lastRowFirstColumn="0" w:lastRowLastColumn="0"/>
               <w:rPr>
                 <w:rFonts w:eastAsia="Times New Roman,Trebuchet MS"/>
                 <w:spacing w:val="1"/>
@@ -2286,6 +2141,7 @@
             <w:pPr>
               <w:widowControl w:val="0"/>
               <w:jc w:val="center"/>
+              <w:cnfStyle w:val="000000000000" w:firstRow="0" w:lastRow="0" w:firstColumn="0" w:lastColumn="0" w:oddVBand="0" w:evenVBand="0" w:oddHBand="0" w:evenHBand="0" w:firstRowFirstColumn="0" w:firstRowLastColumn="0" w:lastRowFirstColumn="0" w:lastRowLastColumn="0"/>
               <w:rPr>
                 <w:rFonts w:eastAsia="Times New Roman,Trebuchet MS"/>
                 <w:spacing w:val="1"/>
@@ -2303,6 +2159,7 @@
             <w:pPr>
               <w:widowControl w:val="0"/>
               <w:jc w:val="center"/>
+              <w:cnfStyle w:val="000000000000" w:firstRow="0" w:lastRow="0" w:firstColumn="0" w:lastColumn="0" w:oddVBand="0" w:evenVBand="0" w:oddHBand="0" w:evenHBand="0" w:firstRowFirstColumn="0" w:firstRowLastColumn="0" w:lastRowFirstColumn="0" w:lastRowLastColumn="0"/>
               <w:rPr>
                 <w:rFonts w:eastAsia="Times New Roman,Trebuchet MS"/>
                 <w:spacing w:val="1"/>
@@ -2320,6 +2177,7 @@
             <w:pPr>
               <w:widowControl w:val="0"/>
               <w:jc w:val="center"/>
+              <w:cnfStyle w:val="000000000000" w:firstRow="0" w:lastRow="0" w:firstColumn="0" w:lastColumn="0" w:oddVBand="0" w:evenVBand="0" w:oddHBand="0" w:evenHBand="0" w:firstRowFirstColumn="0" w:firstRowLastColumn="0" w:lastRowFirstColumn="0" w:lastRowLastColumn="0"/>
               <w:rPr>
                 <w:rFonts w:eastAsia="Times New Roman,Trebuchet MS"/>
                 <w:spacing w:val="1"/>
@@ -2346,6 +2204,7 @@
             <w:pPr>
               <w:widowControl w:val="0"/>
               <w:jc w:val="center"/>
+              <w:cnfStyle w:val="000000000000" w:firstRow="0" w:lastRow="0" w:firstColumn="0" w:lastColumn="0" w:oddVBand="0" w:evenVBand="0" w:oddHBand="0" w:evenHBand="0" w:firstRowFirstColumn="0" w:firstRowLastColumn="0" w:lastRowFirstColumn="0" w:lastRowLastColumn="0"/>
               <w:rPr>
                 <w:rFonts w:eastAsia="Times New Roman,Trebuchet MS"/>
                 <w:spacing w:val="1"/>
@@ -2372,6 +2231,7 @@
         </w:trPr>
         <w:tc>
           <w:tcPr>
+            <w:cnfStyle w:val="001000000000" w:firstRow="0" w:lastRow="0" w:firstColumn="1" w:lastColumn="0" w:oddVBand="0" w:evenVBand="0" w:oddHBand="0" w:evenHBand="0" w:firstRowFirstColumn="0" w:firstRowLastColumn="0" w:lastRowFirstColumn="0" w:lastRowLastColumn="0"/>
             <w:tcW w:w="1215" w:type="dxa"/>
           </w:tcPr>
           <w:p>
@@ -2404,6 +2264,7 @@
             <w:pPr>
               <w:widowControl w:val="0"/>
               <w:jc w:val="center"/>
+              <w:cnfStyle w:val="000000000000" w:firstRow="0" w:lastRow="0" w:firstColumn="0" w:lastColumn="0" w:oddVBand="0" w:evenVBand="0" w:oddHBand="0" w:evenHBand="0" w:firstRowFirstColumn="0" w:firstRowLastColumn="0" w:lastRowFirstColumn="0" w:lastRowLastColumn="0"/>
               <w:rPr>
                 <w:rFonts w:eastAsia="Times New Roman,Trebuchet MS"/>
                 <w:spacing w:val="1"/>
@@ -2421,6 +2282,7 @@
             <w:pPr>
               <w:widowControl w:val="0"/>
               <w:jc w:val="center"/>
+              <w:cnfStyle w:val="000000000000" w:firstRow="0" w:lastRow="0" w:firstColumn="0" w:lastColumn="0" w:oddVBand="0" w:evenVBand="0" w:oddHBand="0" w:evenHBand="0" w:firstRowFirstColumn="0" w:firstRowLastColumn="0" w:lastRowFirstColumn="0" w:lastRowLastColumn="0"/>
               <w:rPr>
                 <w:rFonts w:eastAsia="Times New Roman,Trebuchet MS"/>
                 <w:spacing w:val="1"/>
@@ -2438,6 +2300,7 @@
             <w:pPr>
               <w:widowControl w:val="0"/>
               <w:jc w:val="center"/>
+              <w:cnfStyle w:val="000000000000" w:firstRow="0" w:lastRow="0" w:firstColumn="0" w:lastColumn="0" w:oddVBand="0" w:evenVBand="0" w:oddHBand="0" w:evenHBand="0" w:firstRowFirstColumn="0" w:firstRowLastColumn="0" w:lastRowFirstColumn="0" w:lastRowLastColumn="0"/>
               <w:rPr>
                 <w:rFonts w:eastAsia="Times New Roman,Trebuchet MS"/>
                 <w:spacing w:val="1"/>
@@ -2455,6 +2318,7 @@
             <w:pPr>
               <w:widowControl w:val="0"/>
               <w:jc w:val="center"/>
+              <w:cnfStyle w:val="000000000000" w:firstRow="0" w:lastRow="0" w:firstColumn="0" w:lastColumn="0" w:oddVBand="0" w:evenVBand="0" w:oddHBand="0" w:evenHBand="0" w:firstRowFirstColumn="0" w:firstRowLastColumn="0" w:lastRowFirstColumn="0" w:lastRowLastColumn="0"/>
               <w:rPr>
                 <w:rFonts w:eastAsia="Times New Roman,Trebuchet MS"/>
                 <w:spacing w:val="1"/>
@@ -2472,6 +2336,7 @@
             <w:pPr>
               <w:widowControl w:val="0"/>
               <w:jc w:val="center"/>
+              <w:cnfStyle w:val="000000000000" w:firstRow="0" w:lastRow="0" w:firstColumn="0" w:lastColumn="0" w:oddVBand="0" w:evenVBand="0" w:oddHBand="0" w:evenHBand="0" w:firstRowFirstColumn="0" w:firstRowLastColumn="0" w:lastRowFirstColumn="0" w:lastRowLastColumn="0"/>
               <w:rPr>
                 <w:rFonts w:eastAsia="Times New Roman,Trebuchet MS"/>
                 <w:spacing w:val="1"/>
@@ -2498,6 +2363,7 @@
             <w:pPr>
               <w:widowControl w:val="0"/>
               <w:jc w:val="center"/>
+              <w:cnfStyle w:val="000000000000" w:firstRow="0" w:lastRow="0" w:firstColumn="0" w:lastColumn="0" w:oddVBand="0" w:evenVBand="0" w:oddHBand="0" w:evenHBand="0" w:firstRowFirstColumn="0" w:firstRowLastColumn="0" w:lastRowFirstColumn="0" w:lastRowLastColumn="0"/>
               <w:rPr>
                 <w:rFonts w:eastAsia="Times New Roman,Trebuchet MS"/>
                 <w:spacing w:val="1"/>
@@ -2524,6 +2390,7 @@
         </w:trPr>
         <w:tc>
           <w:tcPr>
+            <w:cnfStyle w:val="001000000000" w:firstRow="0" w:lastRow="0" w:firstColumn="1" w:lastColumn="0" w:oddVBand="0" w:evenVBand="0" w:oddHBand="0" w:evenHBand="0" w:firstRowFirstColumn="0" w:firstRowLastColumn="0" w:lastRowFirstColumn="0" w:lastRowLastColumn="0"/>
             <w:tcW w:w="1215" w:type="dxa"/>
           </w:tcPr>
           <w:p>
@@ -2556,6 +2423,7 @@
             <w:pPr>
               <w:widowControl w:val="0"/>
               <w:jc w:val="center"/>
+              <w:cnfStyle w:val="000000000000" w:firstRow="0" w:lastRow="0" w:firstColumn="0" w:lastColumn="0" w:oddVBand="0" w:evenVBand="0" w:oddHBand="0" w:evenHBand="0" w:firstRowFirstColumn="0" w:firstRowLastColumn="0" w:lastRowFirstColumn="0" w:lastRowLastColumn="0"/>
               <w:rPr>
                 <w:rFonts w:eastAsia="Times New Roman,Trebuchet MS"/>
                 <w:spacing w:val="1"/>
@@ -2582,6 +2450,7 @@
             <w:pPr>
               <w:widowControl w:val="0"/>
               <w:jc w:val="center"/>
+              <w:cnfStyle w:val="000000000000" w:firstRow="0" w:lastRow="0" w:firstColumn="0" w:lastColumn="0" w:oddVBand="0" w:evenVBand="0" w:oddHBand="0" w:evenHBand="0" w:firstRowFirstColumn="0" w:firstRowLastColumn="0" w:lastRowFirstColumn="0" w:lastRowLastColumn="0"/>
               <w:rPr>
                 <w:rFonts w:eastAsia="Times New Roman,Trebuchet MS"/>
                 <w:spacing w:val="1"/>
@@ -2599,6 +2468,7 @@
             <w:pPr>
               <w:widowControl w:val="0"/>
               <w:jc w:val="center"/>
+              <w:cnfStyle w:val="000000000000" w:firstRow="0" w:lastRow="0" w:firstColumn="0" w:lastColumn="0" w:oddVBand="0" w:evenVBand="0" w:oddHBand="0" w:evenHBand="0" w:firstRowFirstColumn="0" w:firstRowLastColumn="0" w:lastRowFirstColumn="0" w:lastRowLastColumn="0"/>
               <w:rPr>
                 <w:rFonts w:eastAsia="Times New Roman,Trebuchet MS"/>
                 <w:spacing w:val="1"/>
@@ -2616,6 +2486,7 @@
             <w:pPr>
               <w:widowControl w:val="0"/>
               <w:jc w:val="center"/>
+              <w:cnfStyle w:val="000000000000" w:firstRow="0" w:lastRow="0" w:firstColumn="0" w:lastColumn="0" w:oddVBand="0" w:evenVBand="0" w:oddHBand="0" w:evenHBand="0" w:firstRowFirstColumn="0" w:firstRowLastColumn="0" w:lastRowFirstColumn="0" w:lastRowLastColumn="0"/>
               <w:rPr>
                 <w:rFonts w:eastAsia="Times New Roman,Trebuchet MS"/>
                 <w:spacing w:val="1"/>
@@ -2633,6 +2504,7 @@
             <w:pPr>
               <w:widowControl w:val="0"/>
               <w:jc w:val="center"/>
+              <w:cnfStyle w:val="000000000000" w:firstRow="0" w:lastRow="0" w:firstColumn="0" w:lastColumn="0" w:oddVBand="0" w:evenVBand="0" w:oddHBand="0" w:evenHBand="0" w:firstRowFirstColumn="0" w:firstRowLastColumn="0" w:lastRowFirstColumn="0" w:lastRowLastColumn="0"/>
               <w:rPr>
                 <w:rFonts w:eastAsia="Times New Roman,Trebuchet MS"/>
                 <w:spacing w:val="1"/>
@@ -2650,6 +2522,7 @@
             <w:pPr>
               <w:widowControl w:val="0"/>
               <w:jc w:val="center"/>
+              <w:cnfStyle w:val="000000000000" w:firstRow="0" w:lastRow="0" w:firstColumn="0" w:lastColumn="0" w:oddVBand="0" w:evenVBand="0" w:oddHBand="0" w:evenHBand="0" w:firstRowFirstColumn="0" w:firstRowLastColumn="0" w:lastRowFirstColumn="0" w:lastRowLastColumn="0"/>
               <w:rPr>
                 <w:rFonts w:eastAsia="Times New Roman,Trebuchet MS"/>
                 <w:spacing w:val="1"/>
@@ -2667,6 +2540,7 @@
         </w:trPr>
         <w:tc>
           <w:tcPr>
+            <w:cnfStyle w:val="001000000000" w:firstRow="0" w:lastRow="0" w:firstColumn="1" w:lastColumn="0" w:oddVBand="0" w:evenVBand="0" w:oddHBand="0" w:evenHBand="0" w:firstRowFirstColumn="0" w:firstRowLastColumn="0" w:lastRowFirstColumn="0" w:lastRowLastColumn="0"/>
             <w:tcW w:w="1215" w:type="dxa"/>
           </w:tcPr>
           <w:p>
@@ -2699,6 +2573,7 @@
             <w:pPr>
               <w:widowControl w:val="0"/>
               <w:jc w:val="center"/>
+              <w:cnfStyle w:val="000000000000" w:firstRow="0" w:lastRow="0" w:firstColumn="0" w:lastColumn="0" w:oddVBand="0" w:evenVBand="0" w:oddHBand="0" w:evenHBand="0" w:firstRowFirstColumn="0" w:firstRowLastColumn="0" w:lastRowFirstColumn="0" w:lastRowLastColumn="0"/>
               <w:rPr>
                 <w:rFonts w:eastAsia="Times New Roman,Trebuchet MS"/>
                 <w:spacing w:val="1"/>
@@ -2716,6 +2591,7 @@
             <w:pPr>
               <w:widowControl w:val="0"/>
               <w:jc w:val="center"/>
+              <w:cnfStyle w:val="000000000000" w:firstRow="0" w:lastRow="0" w:firstColumn="0" w:lastColumn="0" w:oddVBand="0" w:evenVBand="0" w:oddHBand="0" w:evenHBand="0" w:firstRowFirstColumn="0" w:firstRowLastColumn="0" w:lastRowFirstColumn="0" w:lastRowLastColumn="0"/>
               <w:rPr>
                 <w:rFonts w:eastAsia="Times New Roman,Trebuchet MS"/>
                 <w:spacing w:val="1"/>
@@ -2733,6 +2609,7 @@
             <w:pPr>
               <w:widowControl w:val="0"/>
               <w:jc w:val="center"/>
+              <w:cnfStyle w:val="000000000000" w:firstRow="0" w:lastRow="0" w:firstColumn="0" w:lastColumn="0" w:oddVBand="0" w:evenVBand="0" w:oddHBand="0" w:evenHBand="0" w:firstRowFirstColumn="0" w:firstRowLastColumn="0" w:lastRowFirstColumn="0" w:lastRowLastColumn="0"/>
               <w:rPr>
                 <w:rFonts w:eastAsia="Times New Roman,Trebuchet MS"/>
                 <w:spacing w:val="1"/>
@@ -2759,6 +2636,7 @@
             <w:pPr>
               <w:widowControl w:val="0"/>
               <w:jc w:val="center"/>
+              <w:cnfStyle w:val="000000000000" w:firstRow="0" w:lastRow="0" w:firstColumn="0" w:lastColumn="0" w:oddVBand="0" w:evenVBand="0" w:oddHBand="0" w:evenHBand="0" w:firstRowFirstColumn="0" w:firstRowLastColumn="0" w:lastRowFirstColumn="0" w:lastRowLastColumn="0"/>
               <w:rPr>
                 <w:rFonts w:eastAsia="Times New Roman,Trebuchet MS"/>
                 <w:spacing w:val="1"/>
@@ -2776,6 +2654,7 @@
             <w:pPr>
               <w:widowControl w:val="0"/>
               <w:jc w:val="center"/>
+              <w:cnfStyle w:val="000000000000" w:firstRow="0" w:lastRow="0" w:firstColumn="0" w:lastColumn="0" w:oddVBand="0" w:evenVBand="0" w:oddHBand="0" w:evenHBand="0" w:firstRowFirstColumn="0" w:firstRowLastColumn="0" w:lastRowFirstColumn="0" w:lastRowLastColumn="0"/>
               <w:rPr>
                 <w:rFonts w:eastAsia="Times New Roman,Trebuchet MS"/>
                 <w:spacing w:val="1"/>
@@ -2793,6 +2672,7 @@
             <w:pPr>
               <w:widowControl w:val="0"/>
               <w:jc w:val="center"/>
+              <w:cnfStyle w:val="000000000000" w:firstRow="0" w:lastRow="0" w:firstColumn="0" w:lastColumn="0" w:oddVBand="0" w:evenVBand="0" w:oddHBand="0" w:evenHBand="0" w:firstRowFirstColumn="0" w:firstRowLastColumn="0" w:lastRowFirstColumn="0" w:lastRowLastColumn="0"/>
               <w:rPr>
                 <w:rFonts w:eastAsia="Times New Roman,Trebuchet MS"/>
                 <w:spacing w:val="1"/>
@@ -2810,6 +2690,7 @@
         </w:trPr>
         <w:tc>
           <w:tcPr>
+            <w:cnfStyle w:val="001000000000" w:firstRow="0" w:lastRow="0" w:firstColumn="1" w:lastColumn="0" w:oddVBand="0" w:evenVBand="0" w:oddHBand="0" w:evenHBand="0" w:firstRowFirstColumn="0" w:firstRowLastColumn="0" w:lastRowFirstColumn="0" w:lastRowLastColumn="0"/>
             <w:tcW w:w="1215" w:type="dxa"/>
           </w:tcPr>
           <w:p>
@@ -2842,6 +2723,7 @@
             <w:pPr>
               <w:widowControl w:val="0"/>
               <w:jc w:val="center"/>
+              <w:cnfStyle w:val="000000000000" w:firstRow="0" w:lastRow="0" w:firstColumn="0" w:lastColumn="0" w:oddVBand="0" w:evenVBand="0" w:oddHBand="0" w:evenHBand="0" w:firstRowFirstColumn="0" w:firstRowLastColumn="0" w:lastRowFirstColumn="0" w:lastRowLastColumn="0"/>
               <w:rPr>
                 <w:rFonts w:eastAsia="Times New Roman,Trebuchet MS"/>
                 <w:spacing w:val="1"/>
@@ -2859,6 +2741,7 @@
             <w:pPr>
               <w:widowControl w:val="0"/>
               <w:jc w:val="center"/>
+              <w:cnfStyle w:val="000000000000" w:firstRow="0" w:lastRow="0" w:firstColumn="0" w:lastColumn="0" w:oddVBand="0" w:evenVBand="0" w:oddHBand="0" w:evenHBand="0" w:firstRowFirstColumn="0" w:firstRowLastColumn="0" w:lastRowFirstColumn="0" w:lastRowLastColumn="0"/>
               <w:rPr>
                 <w:rFonts w:eastAsia="Times New Roman,Trebuchet MS"/>
                 <w:spacing w:val="1"/>
@@ -2885,6 +2768,7 @@
             <w:pPr>
               <w:widowControl w:val="0"/>
               <w:jc w:val="center"/>
+              <w:cnfStyle w:val="000000000000" w:firstRow="0" w:lastRow="0" w:firstColumn="0" w:lastColumn="0" w:oddVBand="0" w:evenVBand="0" w:oddHBand="0" w:evenHBand="0" w:firstRowFirstColumn="0" w:firstRowLastColumn="0" w:lastRowFirstColumn="0" w:lastRowLastColumn="0"/>
               <w:rPr>
                 <w:rFonts w:eastAsia="Times New Roman,Trebuchet MS"/>
                 <w:spacing w:val="1"/>
@@ -2902,6 +2786,7 @@
             <w:pPr>
               <w:widowControl w:val="0"/>
               <w:jc w:val="center"/>
+              <w:cnfStyle w:val="000000000000" w:firstRow="0" w:lastRow="0" w:firstColumn="0" w:lastColumn="0" w:oddVBand="0" w:evenVBand="0" w:oddHBand="0" w:evenHBand="0" w:firstRowFirstColumn="0" w:firstRowLastColumn="0" w:lastRowFirstColumn="0" w:lastRowLastColumn="0"/>
               <w:rPr>
                 <w:rFonts w:eastAsia="Times New Roman,Trebuchet MS"/>
                 <w:spacing w:val="1"/>
@@ -2928,6 +2813,7 @@
             <w:pPr>
               <w:widowControl w:val="0"/>
               <w:jc w:val="center"/>
+              <w:cnfStyle w:val="000000000000" w:firstRow="0" w:lastRow="0" w:firstColumn="0" w:lastColumn="0" w:oddVBand="0" w:evenVBand="0" w:oddHBand="0" w:evenHBand="0" w:firstRowFirstColumn="0" w:firstRowLastColumn="0" w:lastRowFirstColumn="0" w:lastRowLastColumn="0"/>
               <w:rPr>
                 <w:rFonts w:eastAsia="Times New Roman,Trebuchet MS"/>
                 <w:spacing w:val="1"/>
@@ -2945,6 +2831,7 @@
             <w:pPr>
               <w:widowControl w:val="0"/>
               <w:jc w:val="center"/>
+              <w:cnfStyle w:val="000000000000" w:firstRow="0" w:lastRow="0" w:firstColumn="0" w:lastColumn="0" w:oddVBand="0" w:evenVBand="0" w:oddHBand="0" w:evenHBand="0" w:firstRowFirstColumn="0" w:firstRowLastColumn="0" w:lastRowFirstColumn="0" w:lastRowLastColumn="0"/>
               <w:rPr>
                 <w:rFonts w:eastAsia="Times New Roman,Trebuchet MS"/>
                 <w:spacing w:val="1"/>
@@ -3180,7 +3067,6 @@
         <w:pStyle w:val="Heading1"/>
       </w:pPr>
       <w:r>
-        <w:lastRenderedPageBreak/>
         <w:t>Evaluation and Grading Policies</w:t>
       </w:r>
     </w:p>
@@ -3329,13 +3215,34 @@
         </w:rPr>
       </w:pPr>
     </w:p>
+    <w:p>
+      <w:pPr>
+        <w:pStyle w:val="Caption"/>
+        <w:keepNext/>
+        <w:jc w:val="center"/>
+      </w:pPr>
+      <w:r>
+        <w:t xml:space="preserve">Table </w:t>
+      </w:r>
+      <w:fldSimple w:instr=" SEQ Table \* ARABIC ">
+        <w:r>
+          <w:rPr>
+            <w:noProof/>
+          </w:rPr>
+          <w:t>2</w:t>
+        </w:r>
+      </w:fldSimple>
+      <w:r>
+        <w:t>: Grading percentage</w:t>
+      </w:r>
+    </w:p>
     <w:tbl>
       <w:tblPr>
         <w:tblStyle w:val="GridTable1Light"/>
         <w:tblW w:w="0" w:type="auto"/>
         <w:jc w:val="center"/>
         <w:tblLayout w:type="fixed"/>
-        <w:tblLook w:val="06A0" w:firstRow="1" w:lastRow="0" w:firstColumn="1" w:lastColumn="0" w:noHBand="1" w:noVBand="1"/>
+        <w:tblLook w:val="00A0" w:firstRow="1" w:lastRow="0" w:firstColumn="1" w:lastColumn="0" w:noHBand="0" w:noVBand="0"/>
       </w:tblPr>
       <w:tblGrid>
         <w:gridCol w:w="2790"/>
@@ -3417,6 +3324,7 @@
                 <w:sz w:val="24"/>
                 <w:szCs w:val="21"/>
               </w:rPr>
+              <w:lastRenderedPageBreak/>
               <w:t>Homework/Project</w:t>
             </w:r>
           </w:p>
@@ -3750,6 +3658,27 @@
           <w:szCs w:val="24"/>
         </w:rPr>
       </w:pPr>
+    </w:p>
+    <w:p>
+      <w:pPr>
+        <w:pStyle w:val="Caption"/>
+        <w:keepNext/>
+        <w:jc w:val="center"/>
+      </w:pPr>
+      <w:r>
+        <w:t xml:space="preserve">Table </w:t>
+      </w:r>
+      <w:fldSimple w:instr=" SEQ Table \* ARABIC ">
+        <w:r>
+          <w:rPr>
+            <w:noProof/>
+          </w:rPr>
+          <w:t>3</w:t>
+        </w:r>
+      </w:fldSimple>
+      <w:r>
+        <w:t>: Grade table reference</w:t>
+      </w:r>
     </w:p>
     <w:tbl>
       <w:tblPr>
@@ -4445,43 +4374,43 @@
           <w:sz w:val="24"/>
           <w:szCs w:val="24"/>
         </w:rPr>
+        <w:t>Instructional Continuity Plan</w:t>
+      </w:r>
+    </w:p>
+    <w:p>
+      <w:pPr>
+        <w:spacing w:after="160" w:line="257" w:lineRule="auto"/>
+        <w:rPr>
+          <w:rFonts w:eastAsia="Arial"/>
+          <w:sz w:val="24"/>
+          <w:szCs w:val="24"/>
+        </w:rPr>
+      </w:pPr>
+      <w:r>
+        <w:rPr>
+          <w:rFonts w:eastAsia="Arial"/>
+          <w:sz w:val="24"/>
+          <w:szCs w:val="24"/>
+        </w:rPr>
+        <w:t xml:space="preserve">Kennesaw State University (KSU) may decide to close campuses, operate on a delayed schedule, or transition to remote instruction for inclement weather or in case of emergency.  </w:t>
+      </w:r>
+    </w:p>
+    <w:p>
+      <w:pPr>
+        <w:spacing w:after="160" w:line="257" w:lineRule="auto"/>
+        <w:rPr>
+          <w:rFonts w:eastAsia="Arial"/>
+          <w:sz w:val="24"/>
+          <w:szCs w:val="24"/>
+        </w:rPr>
+      </w:pPr>
+      <w:r>
+        <w:rPr>
+          <w:rFonts w:eastAsia="Arial"/>
+          <w:sz w:val="24"/>
+          <w:szCs w:val="24"/>
+        </w:rPr>
         <w:lastRenderedPageBreak/>
-        <w:t>Instructional Continuity Plan</w:t>
-      </w:r>
-    </w:p>
-    <w:p>
-      <w:pPr>
-        <w:spacing w:after="160" w:line="257" w:lineRule="auto"/>
-        <w:rPr>
-          <w:rFonts w:eastAsia="Arial"/>
-          <w:sz w:val="24"/>
-          <w:szCs w:val="24"/>
-        </w:rPr>
-      </w:pPr>
-      <w:r>
-        <w:rPr>
-          <w:rFonts w:eastAsia="Arial"/>
-          <w:sz w:val="24"/>
-          <w:szCs w:val="24"/>
-        </w:rPr>
-        <w:t xml:space="preserve">Kennesaw State University (KSU) may decide to close campuses, operate on a delayed schedule, or transition to remote instruction for inclement weather or in case of emergency.  </w:t>
-      </w:r>
-    </w:p>
-    <w:p>
-      <w:pPr>
-        <w:spacing w:after="160" w:line="257" w:lineRule="auto"/>
-        <w:rPr>
-          <w:rFonts w:eastAsia="Arial"/>
-          <w:sz w:val="24"/>
-          <w:szCs w:val="24"/>
-        </w:rPr>
-      </w:pPr>
-      <w:r>
-        <w:rPr>
-          <w:rFonts w:eastAsia="Arial"/>
-          <w:sz w:val="24"/>
-          <w:szCs w:val="24"/>
-        </w:rPr>
         <w:t xml:space="preserve">The University will announce campus closures, delayed schedules, or remote instruction through KSU Alerts sent to your cell number on file and to your university email account. In addition, announcements will be posted on KSU’s home page: </w:t>
       </w:r>
       <w:hyperlink>
@@ -4820,7 +4749,7 @@
         </w:rPr>
         <w:t xml:space="preserve">Check the </w:t>
       </w:r>
-      <w:hyperlink r:id="rId21" w:history="1">
+      <w:hyperlink r:id="rId15" w:history="1">
         <w:proofErr w:type="spellStart"/>
         <w:r>
           <w:rPr>
@@ -4933,43 +4862,35 @@
           <w:sz w:val="24"/>
           <w:szCs w:val="21"/>
         </w:rPr>
-        <w:t xml:space="preserve">Students who officially withdraw from courses before the last day to withdraw without academic penalty will receive a grade of ‘W’ and receive no credit. Students who officially withdraw after the last day to withdraw without academic penalty and before the last week of classes during the semester or who have exceeded </w:t>
-      </w:r>
-      <w:r>
+        <w:t>Students who officially withdraw from courses before the last day to withdraw without academic penalty will receive a grade of ‘W’ and receive no credit. Students who officially withdraw after the last day to withdraw without academic penalty and before the last week of classes during the semester or who have exceeded the maximum number of withdrawals will receive a grade of ‘WF,’ which will be counted as an ‘F’ in the calculation of their grade point average.</w:t>
+      </w:r>
+    </w:p>
+    <w:p>
+      <w:pPr>
+        <w:jc w:val="both"/>
         <w:rPr>
           <w:rFonts w:eastAsia="Times New Roman" w:cstheme="minorHAnsi"/>
           <w:sz w:val="24"/>
           <w:szCs w:val="21"/>
         </w:rPr>
+      </w:pPr>
+    </w:p>
+    <w:p>
+      <w:pPr>
+        <w:jc w:val="both"/>
+        <w:rPr>
+          <w:rFonts w:eastAsia="Times New Roman" w:cstheme="minorHAnsi"/>
+          <w:sz w:val="24"/>
+          <w:szCs w:val="21"/>
+        </w:rPr>
+      </w:pPr>
+      <w:r>
+        <w:rPr>
+          <w:rFonts w:eastAsia="Times New Roman" w:cstheme="minorHAnsi"/>
+          <w:sz w:val="24"/>
+          <w:szCs w:val="21"/>
+        </w:rPr>
         <w:lastRenderedPageBreak/>
-        <w:t>the maximum number of withdrawals will receive a grade of ‘WF,’ which will be counted as an ‘F’ in the calculation of their grade point average.</w:t>
-      </w:r>
-    </w:p>
-    <w:p>
-      <w:pPr>
-        <w:jc w:val="both"/>
-        <w:rPr>
-          <w:rFonts w:eastAsia="Times New Roman" w:cstheme="minorHAnsi"/>
-          <w:sz w:val="24"/>
-          <w:szCs w:val="21"/>
-        </w:rPr>
-      </w:pPr>
-    </w:p>
-    <w:p>
-      <w:pPr>
-        <w:jc w:val="both"/>
-        <w:rPr>
-          <w:rFonts w:eastAsia="Times New Roman" w:cstheme="minorHAnsi"/>
-          <w:sz w:val="24"/>
-          <w:szCs w:val="21"/>
-        </w:rPr>
-      </w:pPr>
-      <w:r>
-        <w:rPr>
-          <w:rFonts w:eastAsia="Times New Roman" w:cstheme="minorHAnsi"/>
-          <w:sz w:val="24"/>
-          <w:szCs w:val="21"/>
-        </w:rPr>
         <w:t>The only exceptions to these withdrawal regulations will be for instances involving unusual circumstances, which must be fully documented. Students may appeal to the Academic Standing Committee for consideration of unusual circumstances. Exact withdrawal dates are published in the official academic calendar. Students will receive refunds only when they withdraw from ALL their classes and only by the schedule outlined in the University System refund policy.</w:t>
       </w:r>
     </w:p>
@@ -5586,7 +5507,7 @@
         </w:rPr>
         <w:t>Students are reminded to conduct themselves in accordance with the Student Code of Conduct (</w:t>
       </w:r>
-      <w:hyperlink r:id="rId22" w:history="1">
+      <w:hyperlink r:id="rId16" w:history="1">
         <w:r>
           <w:rPr>
             <w:rStyle w:val="Hyperlink"/>
@@ -5689,7 +5610,7 @@
         </w:rPr>
         <w:t xml:space="preserve">The College of Computing and Software Engineering offers some tutoring services for certain courses. If this applies to your course, you may want to include this resource for your students. Tutoring info can be found here: </w:t>
       </w:r>
-      <w:hyperlink r:id="rId23">
+      <w:hyperlink r:id="rId17">
         <w:r>
           <w:rPr>
             <w:rStyle w:val="Hyperlink"/>
@@ -5741,6 +5662,7 @@
           <w:sz w:val="24"/>
           <w:szCs w:val="24"/>
         </w:rPr>
+        <w:lastRenderedPageBreak/>
         <w:t xml:space="preserve">Assistance out of </w:t>
       </w:r>
       <w:r>
@@ -5904,7 +5826,7 @@
           <w:szCs w:val="24"/>
         </w:rPr>
       </w:pPr>
-      <w:hyperlink r:id="rId24" w:history="1">
+      <w:hyperlink r:id="rId18" w:history="1">
         <w:r>
           <w:rPr>
             <w:rStyle w:val="Hyperlink"/>
@@ -5993,7 +5915,7 @@
           <w:szCs w:val="24"/>
         </w:rPr>
       </w:pPr>
-      <w:hyperlink r:id="rId25" w:history="1">
+      <w:hyperlink r:id="rId19" w:history="1">
         <w:r>
           <w:rPr>
             <w:rStyle w:val="Hyperlink"/>
@@ -6064,7 +5986,7 @@
           <w:szCs w:val="24"/>
         </w:rPr>
       </w:pPr>
-      <w:hyperlink r:id="rId26" w:history="1">
+      <w:hyperlink r:id="rId20" w:history="1">
         <w:r>
           <w:rPr>
             <w:rStyle w:val="Hyperlink"/>
@@ -6136,7 +6058,7 @@
           <w:szCs w:val="24"/>
         </w:rPr>
       </w:pPr>
-      <w:hyperlink r:id="rId27" w:history="1">
+      <w:hyperlink r:id="rId21" w:history="1">
         <w:r>
           <w:rPr>
             <w:rStyle w:val="Hyperlink"/>
@@ -6189,7 +6111,7 @@
           <w:szCs w:val="24"/>
         </w:rPr>
       </w:pPr>
-      <w:hyperlink r:id="rId28" w:anchor="ADA" w:history="1">
+      <w:hyperlink r:id="rId22" w:anchor="ADA" w:history="1">
         <w:r>
           <w:rPr>
             <w:rStyle w:val="Hyperlink"/>
@@ -6529,7 +6451,7 @@
       </w:pPr>
     </w:p>
     <w:p>
-      <w:hyperlink r:id="rId29">
+      <w:hyperlink r:id="rId23">
         <w:r>
           <w:rPr>
             <w:rStyle w:val="Hyperlink"/>
@@ -6697,40 +6619,50 @@
         </w:rPr>
       </w:pPr>
     </w:p>
+    <w:p>
+      <w:pPr>
+        <w:pStyle w:val="Caption"/>
+        <w:keepNext/>
+        <w:jc w:val="center"/>
+      </w:pPr>
+      <w:r>
+        <w:t xml:space="preserve">Table </w:t>
+      </w:r>
+      <w:fldSimple w:instr=" SEQ Table \* ARABIC ">
+        <w:r>
+          <w:rPr>
+            <w:noProof/>
+          </w:rPr>
+          <w:t>4</w:t>
+        </w:r>
+      </w:fldSimple>
+      <w:r>
+        <w:t>: Course schedule</w:t>
+      </w:r>
+    </w:p>
     <w:tbl>
       <w:tblPr>
+        <w:tblStyle w:val="GridTable1Light"/>
         <w:tblW w:w="0" w:type="auto"/>
-        <w:tblInd w:w="108" w:type="dxa"/>
-        <w:tblBorders>
-          <w:top w:val="single" w:sz="4" w:space="0" w:color="auto"/>
-          <w:left w:val="single" w:sz="4" w:space="0" w:color="auto"/>
-          <w:bottom w:val="single" w:sz="4" w:space="0" w:color="auto"/>
-          <w:right w:val="single" w:sz="4" w:space="0" w:color="auto"/>
-          <w:insideH w:val="single" w:sz="4" w:space="0" w:color="auto"/>
-          <w:insideV w:val="single" w:sz="4" w:space="0" w:color="auto"/>
-        </w:tblBorders>
-        <w:tblLook w:val="0000" w:firstRow="0" w:lastRow="0" w:firstColumn="0" w:lastColumn="0" w:noHBand="0" w:noVBand="0"/>
+        <w:jc w:val="center"/>
+        <w:tblLook w:val="00A0" w:firstRow="1" w:lastRow="0" w:firstColumn="1" w:lastColumn="0" w:noHBand="0" w:noVBand="0"/>
       </w:tblPr>
       <w:tblGrid>
-        <w:gridCol w:w="830"/>
+        <w:gridCol w:w="843"/>
         <w:gridCol w:w="5627"/>
         <w:gridCol w:w="1530"/>
         <w:gridCol w:w="2476"/>
       </w:tblGrid>
       <w:tr>
         <w:trPr>
+          <w:cnfStyle w:val="100000000000" w:firstRow="1" w:lastRow="0" w:firstColumn="0" w:lastColumn="0" w:oddVBand="0" w:evenVBand="0" w:oddHBand="0" w:evenHBand="0" w:firstRowFirstColumn="0" w:firstRowLastColumn="0" w:lastRowFirstColumn="0" w:lastRowLastColumn="0"/>
           <w:trHeight w:val="416"/>
+          <w:jc w:val="center"/>
         </w:trPr>
         <w:tc>
           <w:tcPr>
+            <w:cnfStyle w:val="001000000000" w:firstRow="0" w:lastRow="0" w:firstColumn="1" w:lastColumn="0" w:oddVBand="0" w:evenVBand="0" w:oddHBand="0" w:evenHBand="0" w:firstRowFirstColumn="0" w:firstRowLastColumn="0" w:lastRowFirstColumn="0" w:lastRowLastColumn="0"/>
             <w:tcW w:w="830" w:type="dxa"/>
-            <w:tcMar>
-              <w:top w:w="20" w:type="nil"/>
-              <w:left w:w="20" w:type="nil"/>
-              <w:bottom w:w="20" w:type="nil"/>
-              <w:right w:w="20" w:type="nil"/>
-            </w:tcMar>
-            <w:vAlign w:val="center"/>
           </w:tcPr>
           <w:p>
             <w:pPr>
@@ -6752,17 +6684,11 @@
         <w:tc>
           <w:tcPr>
             <w:tcW w:w="5627" w:type="dxa"/>
-            <w:tcMar>
-              <w:top w:w="20" w:type="nil"/>
-              <w:left w:w="20" w:type="nil"/>
-              <w:bottom w:w="20" w:type="nil"/>
-              <w:right w:w="20" w:type="nil"/>
-            </w:tcMar>
-            <w:vAlign w:val="center"/>
-          </w:tcPr>
-          <w:p>
-            <w:pPr>
-              <w:jc w:val="center"/>
+          </w:tcPr>
+          <w:p>
+            <w:pPr>
+              <w:jc w:val="center"/>
+              <w:cnfStyle w:val="100000000000" w:firstRow="1" w:lastRow="0" w:firstColumn="0" w:lastColumn="0" w:oddVBand="0" w:evenVBand="0" w:oddHBand="0" w:evenHBand="0" w:firstRowFirstColumn="0" w:firstRowLastColumn="0" w:lastRowFirstColumn="0" w:lastRowLastColumn="0"/>
               <w:rPr>
                 <w:sz w:val="24"/>
                 <w:szCs w:val="24"/>
@@ -6780,11 +6706,11 @@
         <w:tc>
           <w:tcPr>
             <w:tcW w:w="1530" w:type="dxa"/>
-            <w:vAlign w:val="center"/>
-          </w:tcPr>
-          <w:p>
-            <w:pPr>
-              <w:jc w:val="center"/>
+          </w:tcPr>
+          <w:p>
+            <w:pPr>
+              <w:jc w:val="center"/>
+              <w:cnfStyle w:val="100000000000" w:firstRow="1" w:lastRow="0" w:firstColumn="0" w:lastColumn="0" w:oddVBand="0" w:evenVBand="0" w:oddHBand="0" w:evenHBand="0" w:firstRowFirstColumn="0" w:firstRowLastColumn="0" w:lastRowFirstColumn="0" w:lastRowLastColumn="0"/>
               <w:rPr>
                 <w:sz w:val="24"/>
                 <w:szCs w:val="24"/>
@@ -6802,17 +6728,11 @@
         <w:tc>
           <w:tcPr>
             <w:tcW w:w="2476" w:type="dxa"/>
-            <w:tcMar>
-              <w:top w:w="20" w:type="nil"/>
-              <w:left w:w="20" w:type="nil"/>
-              <w:bottom w:w="20" w:type="nil"/>
-              <w:right w:w="20" w:type="nil"/>
-            </w:tcMar>
-            <w:vAlign w:val="center"/>
-          </w:tcPr>
-          <w:p>
-            <w:pPr>
-              <w:jc w:val="center"/>
+          </w:tcPr>
+          <w:p>
+            <w:pPr>
+              <w:jc w:val="center"/>
+              <w:cnfStyle w:val="100000000000" w:firstRow="1" w:lastRow="0" w:firstColumn="0" w:lastColumn="0" w:oddVBand="0" w:evenVBand="0" w:oddHBand="0" w:evenHBand="0" w:firstRowFirstColumn="0" w:firstRowLastColumn="0" w:lastRowFirstColumn="0" w:lastRowLastColumn="0"/>
               <w:rPr>
                 <w:sz w:val="24"/>
                 <w:szCs w:val="24"/>
@@ -6831,17 +6751,12 @@
       <w:tr>
         <w:trPr>
           <w:trHeight w:val="170"/>
+          <w:jc w:val="center"/>
         </w:trPr>
         <w:tc>
           <w:tcPr>
+            <w:cnfStyle w:val="001000000000" w:firstRow="0" w:lastRow="0" w:firstColumn="1" w:lastColumn="0" w:oddVBand="0" w:evenVBand="0" w:oddHBand="0" w:evenHBand="0" w:firstRowFirstColumn="0" w:firstRowLastColumn="0" w:lastRowFirstColumn="0" w:lastRowLastColumn="0"/>
             <w:tcW w:w="830" w:type="dxa"/>
-            <w:tcMar>
-              <w:top w:w="20" w:type="nil"/>
-              <w:left w:w="20" w:type="nil"/>
-              <w:bottom w:w="20" w:type="nil"/>
-              <w:right w:w="20" w:type="nil"/>
-            </w:tcMar>
-            <w:vAlign w:val="center"/>
           </w:tcPr>
           <w:p>
             <w:pPr>
@@ -6863,17 +6778,11 @@
         <w:tc>
           <w:tcPr>
             <w:tcW w:w="5627" w:type="dxa"/>
-            <w:tcMar>
-              <w:top w:w="20" w:type="nil"/>
-              <w:left w:w="20" w:type="nil"/>
-              <w:bottom w:w="20" w:type="nil"/>
-              <w:right w:w="20" w:type="nil"/>
-            </w:tcMar>
-            <w:vAlign w:val="center"/>
-          </w:tcPr>
-          <w:p>
-            <w:pPr>
-              <w:jc w:val="center"/>
+          </w:tcPr>
+          <w:p>
+            <w:pPr>
+              <w:jc w:val="center"/>
+              <w:cnfStyle w:val="000000000000" w:firstRow="0" w:lastRow="0" w:firstColumn="0" w:lastColumn="0" w:oddVBand="0" w:evenVBand="0" w:oddHBand="0" w:evenHBand="0" w:firstRowFirstColumn="0" w:firstRowLastColumn="0" w:lastRowFirstColumn="0" w:lastRowLastColumn="0"/>
               <w:rPr>
                 <w:sz w:val="24"/>
                 <w:szCs w:val="24"/>
@@ -6891,11 +6800,11 @@
         <w:tc>
           <w:tcPr>
             <w:tcW w:w="1530" w:type="dxa"/>
-            <w:vAlign w:val="center"/>
-          </w:tcPr>
-          <w:p>
-            <w:pPr>
-              <w:jc w:val="center"/>
+          </w:tcPr>
+          <w:p>
+            <w:pPr>
+              <w:jc w:val="center"/>
+              <w:cnfStyle w:val="000000000000" w:firstRow="0" w:lastRow="0" w:firstColumn="0" w:lastColumn="0" w:oddVBand="0" w:evenVBand="0" w:oddHBand="0" w:evenHBand="0" w:firstRowFirstColumn="0" w:firstRowLastColumn="0" w:lastRowFirstColumn="0" w:lastRowLastColumn="0"/>
               <w:rPr>
                 <w:sz w:val="24"/>
                 <w:szCs w:val="24"/>
@@ -6913,17 +6822,11 @@
         <w:tc>
           <w:tcPr>
             <w:tcW w:w="2476" w:type="dxa"/>
-            <w:tcMar>
-              <w:top w:w="20" w:type="nil"/>
-              <w:left w:w="20" w:type="nil"/>
-              <w:bottom w:w="20" w:type="nil"/>
-              <w:right w:w="20" w:type="nil"/>
-            </w:tcMar>
-            <w:vAlign w:val="center"/>
-          </w:tcPr>
-          <w:p>
-            <w:pPr>
-              <w:jc w:val="center"/>
+          </w:tcPr>
+          <w:p>
+            <w:pPr>
+              <w:jc w:val="center"/>
+              <w:cnfStyle w:val="000000000000" w:firstRow="0" w:lastRow="0" w:firstColumn="0" w:lastColumn="0" w:oddVBand="0" w:evenVBand="0" w:oddHBand="0" w:evenHBand="0" w:firstRowFirstColumn="0" w:firstRowLastColumn="0" w:lastRowFirstColumn="0" w:lastRowLastColumn="0"/>
               <w:rPr>
                 <w:sz w:val="24"/>
                 <w:szCs w:val="24"/>
@@ -6935,17 +6838,12 @@
       <w:tr>
         <w:trPr>
           <w:trHeight w:val="416"/>
+          <w:jc w:val="center"/>
         </w:trPr>
         <w:tc>
           <w:tcPr>
+            <w:cnfStyle w:val="001000000000" w:firstRow="0" w:lastRow="0" w:firstColumn="1" w:lastColumn="0" w:oddVBand="0" w:evenVBand="0" w:oddHBand="0" w:evenHBand="0" w:firstRowFirstColumn="0" w:firstRowLastColumn="0" w:lastRowFirstColumn="0" w:lastRowLastColumn="0"/>
             <w:tcW w:w="830" w:type="dxa"/>
-            <w:tcMar>
-              <w:top w:w="20" w:type="nil"/>
-              <w:left w:w="20" w:type="nil"/>
-              <w:bottom w:w="20" w:type="nil"/>
-              <w:right w:w="20" w:type="nil"/>
-            </w:tcMar>
-            <w:vAlign w:val="center"/>
           </w:tcPr>
           <w:p>
             <w:pPr>
@@ -6967,17 +6865,11 @@
         <w:tc>
           <w:tcPr>
             <w:tcW w:w="5627" w:type="dxa"/>
-            <w:tcMar>
-              <w:top w:w="20" w:type="nil"/>
-              <w:left w:w="20" w:type="nil"/>
-              <w:bottom w:w="20" w:type="nil"/>
-              <w:right w:w="20" w:type="nil"/>
-            </w:tcMar>
-            <w:vAlign w:val="center"/>
-          </w:tcPr>
-          <w:p>
-            <w:pPr>
-              <w:jc w:val="center"/>
+          </w:tcPr>
+          <w:p>
+            <w:pPr>
+              <w:jc w:val="center"/>
+              <w:cnfStyle w:val="000000000000" w:firstRow="0" w:lastRow="0" w:firstColumn="0" w:lastColumn="0" w:oddVBand="0" w:evenVBand="0" w:oddHBand="0" w:evenHBand="0" w:firstRowFirstColumn="0" w:firstRowLastColumn="0" w:lastRowFirstColumn="0" w:lastRowLastColumn="0"/>
               <w:rPr>
                 <w:sz w:val="24"/>
                 <w:szCs w:val="24"/>
@@ -6995,11 +6887,11 @@
         <w:tc>
           <w:tcPr>
             <w:tcW w:w="1530" w:type="dxa"/>
-            <w:vAlign w:val="center"/>
-          </w:tcPr>
-          <w:p>
-            <w:pPr>
-              <w:jc w:val="center"/>
+          </w:tcPr>
+          <w:p>
+            <w:pPr>
+              <w:jc w:val="center"/>
+              <w:cnfStyle w:val="000000000000" w:firstRow="0" w:lastRow="0" w:firstColumn="0" w:lastColumn="0" w:oddVBand="0" w:evenVBand="0" w:oddHBand="0" w:evenHBand="0" w:firstRowFirstColumn="0" w:firstRowLastColumn="0" w:lastRowFirstColumn="0" w:lastRowLastColumn="0"/>
               <w:rPr>
                 <w:sz w:val="24"/>
                 <w:szCs w:val="24"/>
@@ -7017,17 +6909,11 @@
         <w:tc>
           <w:tcPr>
             <w:tcW w:w="2476" w:type="dxa"/>
-            <w:tcMar>
-              <w:top w:w="20" w:type="nil"/>
-              <w:left w:w="20" w:type="nil"/>
-              <w:bottom w:w="20" w:type="nil"/>
-              <w:right w:w="20" w:type="nil"/>
-            </w:tcMar>
-            <w:vAlign w:val="center"/>
-          </w:tcPr>
-          <w:p>
-            <w:pPr>
-              <w:jc w:val="center"/>
+          </w:tcPr>
+          <w:p>
+            <w:pPr>
+              <w:jc w:val="center"/>
+              <w:cnfStyle w:val="000000000000" w:firstRow="0" w:lastRow="0" w:firstColumn="0" w:lastColumn="0" w:oddVBand="0" w:evenVBand="0" w:oddHBand="0" w:evenHBand="0" w:firstRowFirstColumn="0" w:firstRowLastColumn="0" w:lastRowFirstColumn="0" w:lastRowLastColumn="0"/>
               <w:rPr>
                 <w:sz w:val="24"/>
                 <w:szCs w:val="24"/>
@@ -7039,17 +6925,12 @@
       <w:tr>
         <w:trPr>
           <w:trHeight w:val="416"/>
+          <w:jc w:val="center"/>
         </w:trPr>
         <w:tc>
           <w:tcPr>
+            <w:cnfStyle w:val="001000000000" w:firstRow="0" w:lastRow="0" w:firstColumn="1" w:lastColumn="0" w:oddVBand="0" w:evenVBand="0" w:oddHBand="0" w:evenHBand="0" w:firstRowFirstColumn="0" w:firstRowLastColumn="0" w:lastRowFirstColumn="0" w:lastRowLastColumn="0"/>
             <w:tcW w:w="830" w:type="dxa"/>
-            <w:tcMar>
-              <w:top w:w="20" w:type="nil"/>
-              <w:left w:w="20" w:type="nil"/>
-              <w:bottom w:w="20" w:type="nil"/>
-              <w:right w:w="20" w:type="nil"/>
-            </w:tcMar>
-            <w:vAlign w:val="center"/>
           </w:tcPr>
           <w:p>
             <w:pPr>
@@ -7071,17 +6952,11 @@
         <w:tc>
           <w:tcPr>
             <w:tcW w:w="5627" w:type="dxa"/>
-            <w:tcMar>
-              <w:top w:w="20" w:type="nil"/>
-              <w:left w:w="20" w:type="nil"/>
-              <w:bottom w:w="20" w:type="nil"/>
-              <w:right w:w="20" w:type="nil"/>
-            </w:tcMar>
-            <w:vAlign w:val="center"/>
-          </w:tcPr>
-          <w:p>
-            <w:pPr>
-              <w:jc w:val="center"/>
+          </w:tcPr>
+          <w:p>
+            <w:pPr>
+              <w:jc w:val="center"/>
+              <w:cnfStyle w:val="000000000000" w:firstRow="0" w:lastRow="0" w:firstColumn="0" w:lastColumn="0" w:oddVBand="0" w:evenVBand="0" w:oddHBand="0" w:evenHBand="0" w:firstRowFirstColumn="0" w:firstRowLastColumn="0" w:lastRowFirstColumn="0" w:lastRowLastColumn="0"/>
               <w:rPr>
                 <w:sz w:val="24"/>
                 <w:szCs w:val="24"/>
@@ -7099,11 +6974,11 @@
         <w:tc>
           <w:tcPr>
             <w:tcW w:w="1530" w:type="dxa"/>
-            <w:vAlign w:val="center"/>
-          </w:tcPr>
-          <w:p>
-            <w:pPr>
-              <w:jc w:val="center"/>
+          </w:tcPr>
+          <w:p>
+            <w:pPr>
+              <w:jc w:val="center"/>
+              <w:cnfStyle w:val="000000000000" w:firstRow="0" w:lastRow="0" w:firstColumn="0" w:lastColumn="0" w:oddVBand="0" w:evenVBand="0" w:oddHBand="0" w:evenHBand="0" w:firstRowFirstColumn="0" w:firstRowLastColumn="0" w:lastRowFirstColumn="0" w:lastRowLastColumn="0"/>
               <w:rPr>
                 <w:sz w:val="24"/>
                 <w:szCs w:val="24"/>
@@ -7114,17 +6989,11 @@
         <w:tc>
           <w:tcPr>
             <w:tcW w:w="2476" w:type="dxa"/>
-            <w:tcMar>
-              <w:top w:w="20" w:type="nil"/>
-              <w:left w:w="20" w:type="nil"/>
-              <w:bottom w:w="20" w:type="nil"/>
-              <w:right w:w="20" w:type="nil"/>
-            </w:tcMar>
-            <w:vAlign w:val="center"/>
-          </w:tcPr>
-          <w:p>
-            <w:pPr>
-              <w:jc w:val="center"/>
+          </w:tcPr>
+          <w:p>
+            <w:pPr>
+              <w:jc w:val="center"/>
+              <w:cnfStyle w:val="000000000000" w:firstRow="0" w:lastRow="0" w:firstColumn="0" w:lastColumn="0" w:oddVBand="0" w:evenVBand="0" w:oddHBand="0" w:evenHBand="0" w:firstRowFirstColumn="0" w:firstRowLastColumn="0" w:lastRowFirstColumn="0" w:lastRowLastColumn="0"/>
               <w:rPr>
                 <w:sz w:val="24"/>
                 <w:szCs w:val="24"/>
@@ -7143,17 +7012,12 @@
       <w:tr>
         <w:trPr>
           <w:trHeight w:val="416"/>
+          <w:jc w:val="center"/>
         </w:trPr>
         <w:tc>
           <w:tcPr>
+            <w:cnfStyle w:val="001000000000" w:firstRow="0" w:lastRow="0" w:firstColumn="1" w:lastColumn="0" w:oddVBand="0" w:evenVBand="0" w:oddHBand="0" w:evenHBand="0" w:firstRowFirstColumn="0" w:firstRowLastColumn="0" w:lastRowFirstColumn="0" w:lastRowLastColumn="0"/>
             <w:tcW w:w="830" w:type="dxa"/>
-            <w:tcMar>
-              <w:top w:w="20" w:type="nil"/>
-              <w:left w:w="20" w:type="nil"/>
-              <w:bottom w:w="20" w:type="nil"/>
-              <w:right w:w="20" w:type="nil"/>
-            </w:tcMar>
-            <w:vAlign w:val="center"/>
           </w:tcPr>
           <w:p>
             <w:pPr>
@@ -7175,17 +7039,11 @@
         <w:tc>
           <w:tcPr>
             <w:tcW w:w="5627" w:type="dxa"/>
-            <w:tcMar>
-              <w:top w:w="20" w:type="nil"/>
-              <w:left w:w="20" w:type="nil"/>
-              <w:bottom w:w="20" w:type="nil"/>
-              <w:right w:w="20" w:type="nil"/>
-            </w:tcMar>
-            <w:vAlign w:val="center"/>
-          </w:tcPr>
-          <w:p>
-            <w:pPr>
-              <w:jc w:val="center"/>
+          </w:tcPr>
+          <w:p>
+            <w:pPr>
+              <w:jc w:val="center"/>
+              <w:cnfStyle w:val="000000000000" w:firstRow="0" w:lastRow="0" w:firstColumn="0" w:lastColumn="0" w:oddVBand="0" w:evenVBand="0" w:oddHBand="0" w:evenHBand="0" w:firstRowFirstColumn="0" w:firstRowLastColumn="0" w:lastRowFirstColumn="0" w:lastRowLastColumn="0"/>
               <w:rPr>
                 <w:sz w:val="24"/>
                 <w:szCs w:val="24"/>
@@ -7203,11 +7061,11 @@
         <w:tc>
           <w:tcPr>
             <w:tcW w:w="1530" w:type="dxa"/>
-            <w:vAlign w:val="center"/>
-          </w:tcPr>
-          <w:p>
-            <w:pPr>
-              <w:jc w:val="center"/>
+          </w:tcPr>
+          <w:p>
+            <w:pPr>
+              <w:jc w:val="center"/>
+              <w:cnfStyle w:val="000000000000" w:firstRow="0" w:lastRow="0" w:firstColumn="0" w:lastColumn="0" w:oddVBand="0" w:evenVBand="0" w:oddHBand="0" w:evenHBand="0" w:firstRowFirstColumn="0" w:firstRowLastColumn="0" w:lastRowFirstColumn="0" w:lastRowLastColumn="0"/>
               <w:rPr>
                 <w:sz w:val="24"/>
                 <w:szCs w:val="24"/>
@@ -7218,17 +7076,11 @@
         <w:tc>
           <w:tcPr>
             <w:tcW w:w="2476" w:type="dxa"/>
-            <w:tcMar>
-              <w:top w:w="20" w:type="nil"/>
-              <w:left w:w="20" w:type="nil"/>
-              <w:bottom w:w="20" w:type="nil"/>
-              <w:right w:w="20" w:type="nil"/>
-            </w:tcMar>
-            <w:vAlign w:val="center"/>
-          </w:tcPr>
-          <w:p>
-            <w:pPr>
-              <w:jc w:val="center"/>
+          </w:tcPr>
+          <w:p>
+            <w:pPr>
+              <w:jc w:val="center"/>
+              <w:cnfStyle w:val="000000000000" w:firstRow="0" w:lastRow="0" w:firstColumn="0" w:lastColumn="0" w:oddVBand="0" w:evenVBand="0" w:oddHBand="0" w:evenHBand="0" w:firstRowFirstColumn="0" w:firstRowLastColumn="0" w:lastRowFirstColumn="0" w:lastRowLastColumn="0"/>
               <w:rPr>
                 <w:sz w:val="24"/>
                 <w:szCs w:val="24"/>
@@ -7240,17 +7092,12 @@
       <w:tr>
         <w:trPr>
           <w:trHeight w:val="416"/>
+          <w:jc w:val="center"/>
         </w:trPr>
         <w:tc>
           <w:tcPr>
+            <w:cnfStyle w:val="001000000000" w:firstRow="0" w:lastRow="0" w:firstColumn="1" w:lastColumn="0" w:oddVBand="0" w:evenVBand="0" w:oddHBand="0" w:evenHBand="0" w:firstRowFirstColumn="0" w:firstRowLastColumn="0" w:lastRowFirstColumn="0" w:lastRowLastColumn="0"/>
             <w:tcW w:w="830" w:type="dxa"/>
-            <w:tcMar>
-              <w:top w:w="20" w:type="nil"/>
-              <w:left w:w="20" w:type="nil"/>
-              <w:bottom w:w="20" w:type="nil"/>
-              <w:right w:w="20" w:type="nil"/>
-            </w:tcMar>
-            <w:vAlign w:val="center"/>
           </w:tcPr>
           <w:p>
             <w:pPr>
@@ -7272,17 +7119,11 @@
         <w:tc>
           <w:tcPr>
             <w:tcW w:w="5627" w:type="dxa"/>
-            <w:tcMar>
-              <w:top w:w="20" w:type="nil"/>
-              <w:left w:w="20" w:type="nil"/>
-              <w:bottom w:w="20" w:type="nil"/>
-              <w:right w:w="20" w:type="nil"/>
-            </w:tcMar>
-            <w:vAlign w:val="center"/>
-          </w:tcPr>
-          <w:p>
-            <w:pPr>
-              <w:jc w:val="center"/>
+          </w:tcPr>
+          <w:p>
+            <w:pPr>
+              <w:jc w:val="center"/>
+              <w:cnfStyle w:val="000000000000" w:firstRow="0" w:lastRow="0" w:firstColumn="0" w:lastColumn="0" w:oddVBand="0" w:evenVBand="0" w:oddHBand="0" w:evenHBand="0" w:firstRowFirstColumn="0" w:firstRowLastColumn="0" w:lastRowFirstColumn="0" w:lastRowLastColumn="0"/>
               <w:rPr>
                 <w:sz w:val="24"/>
                 <w:szCs w:val="24"/>
@@ -7301,11 +7142,11 @@
         <w:tc>
           <w:tcPr>
             <w:tcW w:w="1530" w:type="dxa"/>
-            <w:vAlign w:val="center"/>
-          </w:tcPr>
-          <w:p>
-            <w:pPr>
-              <w:jc w:val="center"/>
+          </w:tcPr>
+          <w:p>
+            <w:pPr>
+              <w:jc w:val="center"/>
+              <w:cnfStyle w:val="000000000000" w:firstRow="0" w:lastRow="0" w:firstColumn="0" w:lastColumn="0" w:oddVBand="0" w:evenVBand="0" w:oddHBand="0" w:evenHBand="0" w:firstRowFirstColumn="0" w:firstRowLastColumn="0" w:lastRowFirstColumn="0" w:lastRowLastColumn="0"/>
               <w:rPr>
                 <w:sz w:val="24"/>
                 <w:szCs w:val="24"/>
@@ -7316,17 +7157,11 @@
         <w:tc>
           <w:tcPr>
             <w:tcW w:w="2476" w:type="dxa"/>
-            <w:tcMar>
-              <w:top w:w="20" w:type="nil"/>
-              <w:left w:w="20" w:type="nil"/>
-              <w:bottom w:w="20" w:type="nil"/>
-              <w:right w:w="20" w:type="nil"/>
-            </w:tcMar>
-            <w:vAlign w:val="center"/>
-          </w:tcPr>
-          <w:p>
-            <w:pPr>
-              <w:jc w:val="center"/>
+          </w:tcPr>
+          <w:p>
+            <w:pPr>
+              <w:jc w:val="center"/>
+              <w:cnfStyle w:val="000000000000" w:firstRow="0" w:lastRow="0" w:firstColumn="0" w:lastColumn="0" w:oddVBand="0" w:evenVBand="0" w:oddHBand="0" w:evenHBand="0" w:firstRowFirstColumn="0" w:firstRowLastColumn="0" w:lastRowFirstColumn="0" w:lastRowLastColumn="0"/>
               <w:rPr>
                 <w:sz w:val="24"/>
                 <w:szCs w:val="24"/>
@@ -7338,17 +7173,12 @@
       <w:tr>
         <w:trPr>
           <w:trHeight w:val="403"/>
+          <w:jc w:val="center"/>
         </w:trPr>
         <w:tc>
           <w:tcPr>
+            <w:cnfStyle w:val="001000000000" w:firstRow="0" w:lastRow="0" w:firstColumn="1" w:lastColumn="0" w:oddVBand="0" w:evenVBand="0" w:oddHBand="0" w:evenHBand="0" w:firstRowFirstColumn="0" w:firstRowLastColumn="0" w:lastRowFirstColumn="0" w:lastRowLastColumn="0"/>
             <w:tcW w:w="830" w:type="dxa"/>
-            <w:tcMar>
-              <w:top w:w="20" w:type="nil"/>
-              <w:left w:w="20" w:type="nil"/>
-              <w:bottom w:w="20" w:type="nil"/>
-              <w:right w:w="20" w:type="nil"/>
-            </w:tcMar>
-            <w:vAlign w:val="center"/>
           </w:tcPr>
           <w:p>
             <w:pPr>
@@ -7370,17 +7200,11 @@
         <w:tc>
           <w:tcPr>
             <w:tcW w:w="5627" w:type="dxa"/>
-            <w:tcMar>
-              <w:top w:w="20" w:type="nil"/>
-              <w:left w:w="20" w:type="nil"/>
-              <w:bottom w:w="20" w:type="nil"/>
-              <w:right w:w="20" w:type="nil"/>
-            </w:tcMar>
-            <w:vAlign w:val="center"/>
-          </w:tcPr>
-          <w:p>
-            <w:pPr>
-              <w:jc w:val="center"/>
+          </w:tcPr>
+          <w:p>
+            <w:pPr>
+              <w:jc w:val="center"/>
+              <w:cnfStyle w:val="000000000000" w:firstRow="0" w:lastRow="0" w:firstColumn="0" w:lastColumn="0" w:oddVBand="0" w:evenVBand="0" w:oddHBand="0" w:evenHBand="0" w:firstRowFirstColumn="0" w:firstRowLastColumn="0" w:lastRowFirstColumn="0" w:lastRowLastColumn="0"/>
               <w:rPr>
                 <w:sz w:val="24"/>
                 <w:szCs w:val="24"/>
@@ -7398,11 +7222,11 @@
         <w:tc>
           <w:tcPr>
             <w:tcW w:w="1530" w:type="dxa"/>
-            <w:vAlign w:val="center"/>
-          </w:tcPr>
-          <w:p>
-            <w:pPr>
-              <w:jc w:val="center"/>
+          </w:tcPr>
+          <w:p>
+            <w:pPr>
+              <w:jc w:val="center"/>
+              <w:cnfStyle w:val="000000000000" w:firstRow="0" w:lastRow="0" w:firstColumn="0" w:lastColumn="0" w:oddVBand="0" w:evenVBand="0" w:oddHBand="0" w:evenHBand="0" w:firstRowFirstColumn="0" w:firstRowLastColumn="0" w:lastRowFirstColumn="0" w:lastRowLastColumn="0"/>
               <w:rPr>
                 <w:sz w:val="24"/>
                 <w:szCs w:val="24"/>
@@ -7420,17 +7244,11 @@
         <w:tc>
           <w:tcPr>
             <w:tcW w:w="2476" w:type="dxa"/>
-            <w:tcMar>
-              <w:top w:w="20" w:type="nil"/>
-              <w:left w:w="20" w:type="nil"/>
-              <w:bottom w:w="20" w:type="nil"/>
-              <w:right w:w="20" w:type="nil"/>
-            </w:tcMar>
-            <w:vAlign w:val="center"/>
-          </w:tcPr>
-          <w:p>
-            <w:pPr>
-              <w:jc w:val="center"/>
+          </w:tcPr>
+          <w:p>
+            <w:pPr>
+              <w:jc w:val="center"/>
+              <w:cnfStyle w:val="000000000000" w:firstRow="0" w:lastRow="0" w:firstColumn="0" w:lastColumn="0" w:oddVBand="0" w:evenVBand="0" w:oddHBand="0" w:evenHBand="0" w:firstRowFirstColumn="0" w:firstRowLastColumn="0" w:lastRowFirstColumn="0" w:lastRowLastColumn="0"/>
               <w:rPr>
                 <w:sz w:val="24"/>
                 <w:szCs w:val="24"/>
@@ -7449,17 +7267,12 @@
       <w:tr>
         <w:trPr>
           <w:trHeight w:val="416"/>
+          <w:jc w:val="center"/>
         </w:trPr>
         <w:tc>
           <w:tcPr>
+            <w:cnfStyle w:val="001000000000" w:firstRow="0" w:lastRow="0" w:firstColumn="1" w:lastColumn="0" w:oddVBand="0" w:evenVBand="0" w:oddHBand="0" w:evenHBand="0" w:firstRowFirstColumn="0" w:firstRowLastColumn="0" w:lastRowFirstColumn="0" w:lastRowLastColumn="0"/>
             <w:tcW w:w="830" w:type="dxa"/>
-            <w:tcMar>
-              <w:top w:w="20" w:type="nil"/>
-              <w:left w:w="20" w:type="nil"/>
-              <w:bottom w:w="20" w:type="nil"/>
-              <w:right w:w="20" w:type="nil"/>
-            </w:tcMar>
-            <w:vAlign w:val="center"/>
           </w:tcPr>
           <w:p>
             <w:pPr>
@@ -7481,17 +7294,11 @@
         <w:tc>
           <w:tcPr>
             <w:tcW w:w="5627" w:type="dxa"/>
-            <w:tcMar>
-              <w:top w:w="20" w:type="nil"/>
-              <w:left w:w="20" w:type="nil"/>
-              <w:bottom w:w="20" w:type="nil"/>
-              <w:right w:w="20" w:type="nil"/>
-            </w:tcMar>
-            <w:vAlign w:val="center"/>
-          </w:tcPr>
-          <w:p>
-            <w:pPr>
-              <w:jc w:val="center"/>
+          </w:tcPr>
+          <w:p>
+            <w:pPr>
+              <w:jc w:val="center"/>
+              <w:cnfStyle w:val="000000000000" w:firstRow="0" w:lastRow="0" w:firstColumn="0" w:lastColumn="0" w:oddVBand="0" w:evenVBand="0" w:oddHBand="0" w:evenHBand="0" w:firstRowFirstColumn="0" w:firstRowLastColumn="0" w:lastRowFirstColumn="0" w:lastRowLastColumn="0"/>
               <w:rPr>
                 <w:sz w:val="24"/>
                 <w:szCs w:val="24"/>
@@ -7509,11 +7316,11 @@
         <w:tc>
           <w:tcPr>
             <w:tcW w:w="1530" w:type="dxa"/>
-            <w:vAlign w:val="center"/>
-          </w:tcPr>
-          <w:p>
-            <w:pPr>
-              <w:jc w:val="center"/>
+          </w:tcPr>
+          <w:p>
+            <w:pPr>
+              <w:jc w:val="center"/>
+              <w:cnfStyle w:val="000000000000" w:firstRow="0" w:lastRow="0" w:firstColumn="0" w:lastColumn="0" w:oddVBand="0" w:evenVBand="0" w:oddHBand="0" w:evenHBand="0" w:firstRowFirstColumn="0" w:firstRowLastColumn="0" w:lastRowFirstColumn="0" w:lastRowLastColumn="0"/>
               <w:rPr>
                 <w:sz w:val="24"/>
                 <w:szCs w:val="24"/>
@@ -7524,17 +7331,11 @@
         <w:tc>
           <w:tcPr>
             <w:tcW w:w="2476" w:type="dxa"/>
-            <w:tcMar>
-              <w:top w:w="20" w:type="nil"/>
-              <w:left w:w="20" w:type="nil"/>
-              <w:bottom w:w="20" w:type="nil"/>
-              <w:right w:w="20" w:type="nil"/>
-            </w:tcMar>
-            <w:vAlign w:val="center"/>
-          </w:tcPr>
-          <w:p>
-            <w:pPr>
-              <w:jc w:val="center"/>
+          </w:tcPr>
+          <w:p>
+            <w:pPr>
+              <w:jc w:val="center"/>
+              <w:cnfStyle w:val="000000000000" w:firstRow="0" w:lastRow="0" w:firstColumn="0" w:lastColumn="0" w:oddVBand="0" w:evenVBand="0" w:oddHBand="0" w:evenHBand="0" w:firstRowFirstColumn="0" w:firstRowLastColumn="0" w:lastRowFirstColumn="0" w:lastRowLastColumn="0"/>
               <w:rPr>
                 <w:sz w:val="24"/>
                 <w:szCs w:val="24"/>
@@ -7546,17 +7347,12 @@
       <w:tr>
         <w:trPr>
           <w:trHeight w:val="416"/>
+          <w:jc w:val="center"/>
         </w:trPr>
         <w:tc>
           <w:tcPr>
+            <w:cnfStyle w:val="001000000000" w:firstRow="0" w:lastRow="0" w:firstColumn="1" w:lastColumn="0" w:oddVBand="0" w:evenVBand="0" w:oddHBand="0" w:evenHBand="0" w:firstRowFirstColumn="0" w:firstRowLastColumn="0" w:lastRowFirstColumn="0" w:lastRowLastColumn="0"/>
             <w:tcW w:w="830" w:type="dxa"/>
-            <w:tcMar>
-              <w:top w:w="20" w:type="nil"/>
-              <w:left w:w="20" w:type="nil"/>
-              <w:bottom w:w="20" w:type="nil"/>
-              <w:right w:w="20" w:type="nil"/>
-            </w:tcMar>
-            <w:vAlign w:val="center"/>
           </w:tcPr>
           <w:p>
             <w:pPr>
@@ -7578,17 +7374,11 @@
         <w:tc>
           <w:tcPr>
             <w:tcW w:w="5627" w:type="dxa"/>
-            <w:tcMar>
-              <w:top w:w="20" w:type="nil"/>
-              <w:left w:w="20" w:type="nil"/>
-              <w:bottom w:w="20" w:type="nil"/>
-              <w:right w:w="20" w:type="nil"/>
-            </w:tcMar>
-            <w:vAlign w:val="center"/>
-          </w:tcPr>
-          <w:p>
-            <w:pPr>
-              <w:jc w:val="center"/>
+          </w:tcPr>
+          <w:p>
+            <w:pPr>
+              <w:jc w:val="center"/>
+              <w:cnfStyle w:val="000000000000" w:firstRow="0" w:lastRow="0" w:firstColumn="0" w:lastColumn="0" w:oddVBand="0" w:evenVBand="0" w:oddHBand="0" w:evenHBand="0" w:firstRowFirstColumn="0" w:firstRowLastColumn="0" w:lastRowFirstColumn="0" w:lastRowLastColumn="0"/>
               <w:rPr>
                 <w:sz w:val="24"/>
                 <w:szCs w:val="24"/>
@@ -7606,11 +7396,11 @@
         <w:tc>
           <w:tcPr>
             <w:tcW w:w="1530" w:type="dxa"/>
-            <w:vAlign w:val="center"/>
-          </w:tcPr>
-          <w:p>
-            <w:pPr>
-              <w:jc w:val="center"/>
+          </w:tcPr>
+          <w:p>
+            <w:pPr>
+              <w:jc w:val="center"/>
+              <w:cnfStyle w:val="000000000000" w:firstRow="0" w:lastRow="0" w:firstColumn="0" w:lastColumn="0" w:oddVBand="0" w:evenVBand="0" w:oddHBand="0" w:evenHBand="0" w:firstRowFirstColumn="0" w:firstRowLastColumn="0" w:lastRowFirstColumn="0" w:lastRowLastColumn="0"/>
               <w:rPr>
                 <w:sz w:val="24"/>
                 <w:szCs w:val="24"/>
@@ -7621,17 +7411,11 @@
         <w:tc>
           <w:tcPr>
             <w:tcW w:w="2476" w:type="dxa"/>
-            <w:tcMar>
-              <w:top w:w="20" w:type="nil"/>
-              <w:left w:w="20" w:type="nil"/>
-              <w:bottom w:w="20" w:type="nil"/>
-              <w:right w:w="20" w:type="nil"/>
-            </w:tcMar>
-            <w:vAlign w:val="center"/>
-          </w:tcPr>
-          <w:p>
-            <w:pPr>
-              <w:jc w:val="center"/>
+          </w:tcPr>
+          <w:p>
+            <w:pPr>
+              <w:jc w:val="center"/>
+              <w:cnfStyle w:val="000000000000" w:firstRow="0" w:lastRow="0" w:firstColumn="0" w:lastColumn="0" w:oddVBand="0" w:evenVBand="0" w:oddHBand="0" w:evenHBand="0" w:firstRowFirstColumn="0" w:firstRowLastColumn="0" w:lastRowFirstColumn="0" w:lastRowLastColumn="0"/>
               <w:rPr>
                 <w:sz w:val="24"/>
                 <w:szCs w:val="24"/>
@@ -7643,17 +7427,12 @@
       <w:tr>
         <w:trPr>
           <w:trHeight w:val="416"/>
+          <w:jc w:val="center"/>
         </w:trPr>
         <w:tc>
           <w:tcPr>
+            <w:cnfStyle w:val="001000000000" w:firstRow="0" w:lastRow="0" w:firstColumn="1" w:lastColumn="0" w:oddVBand="0" w:evenVBand="0" w:oddHBand="0" w:evenHBand="0" w:firstRowFirstColumn="0" w:firstRowLastColumn="0" w:lastRowFirstColumn="0" w:lastRowLastColumn="0"/>
             <w:tcW w:w="830" w:type="dxa"/>
-            <w:tcMar>
-              <w:top w:w="20" w:type="nil"/>
-              <w:left w:w="20" w:type="nil"/>
-              <w:bottom w:w="20" w:type="nil"/>
-              <w:right w:w="20" w:type="nil"/>
-            </w:tcMar>
-            <w:vAlign w:val="center"/>
           </w:tcPr>
           <w:p>
             <w:pPr>
@@ -7675,17 +7454,11 @@
         <w:tc>
           <w:tcPr>
             <w:tcW w:w="5627" w:type="dxa"/>
-            <w:tcMar>
-              <w:top w:w="20" w:type="nil"/>
-              <w:left w:w="20" w:type="nil"/>
-              <w:bottom w:w="20" w:type="nil"/>
-              <w:right w:w="20" w:type="nil"/>
-            </w:tcMar>
-            <w:vAlign w:val="center"/>
-          </w:tcPr>
-          <w:p>
-            <w:pPr>
-              <w:jc w:val="center"/>
+          </w:tcPr>
+          <w:p>
+            <w:pPr>
+              <w:jc w:val="center"/>
+              <w:cnfStyle w:val="000000000000" w:firstRow="0" w:lastRow="0" w:firstColumn="0" w:lastColumn="0" w:oddVBand="0" w:evenVBand="0" w:oddHBand="0" w:evenHBand="0" w:firstRowFirstColumn="0" w:firstRowLastColumn="0" w:lastRowFirstColumn="0" w:lastRowLastColumn="0"/>
               <w:rPr>
                 <w:sz w:val="24"/>
                 <w:szCs w:val="24"/>
@@ -7703,11 +7476,11 @@
         <w:tc>
           <w:tcPr>
             <w:tcW w:w="1530" w:type="dxa"/>
-            <w:vAlign w:val="center"/>
-          </w:tcPr>
-          <w:p>
-            <w:pPr>
-              <w:jc w:val="center"/>
+          </w:tcPr>
+          <w:p>
+            <w:pPr>
+              <w:jc w:val="center"/>
+              <w:cnfStyle w:val="000000000000" w:firstRow="0" w:lastRow="0" w:firstColumn="0" w:lastColumn="0" w:oddVBand="0" w:evenVBand="0" w:oddHBand="0" w:evenHBand="0" w:firstRowFirstColumn="0" w:firstRowLastColumn="0" w:lastRowFirstColumn="0" w:lastRowLastColumn="0"/>
               <w:rPr>
                 <w:sz w:val="24"/>
                 <w:szCs w:val="24"/>
@@ -7725,17 +7498,11 @@
         <w:tc>
           <w:tcPr>
             <w:tcW w:w="2476" w:type="dxa"/>
-            <w:tcMar>
-              <w:top w:w="20" w:type="nil"/>
-              <w:left w:w="20" w:type="nil"/>
-              <w:bottom w:w="20" w:type="nil"/>
-              <w:right w:w="20" w:type="nil"/>
-            </w:tcMar>
-            <w:vAlign w:val="center"/>
-          </w:tcPr>
-          <w:p>
-            <w:pPr>
-              <w:jc w:val="center"/>
+          </w:tcPr>
+          <w:p>
+            <w:pPr>
+              <w:jc w:val="center"/>
+              <w:cnfStyle w:val="000000000000" w:firstRow="0" w:lastRow="0" w:firstColumn="0" w:lastColumn="0" w:oddVBand="0" w:evenVBand="0" w:oddHBand="0" w:evenHBand="0" w:firstRowFirstColumn="0" w:firstRowLastColumn="0" w:lastRowFirstColumn="0" w:lastRowLastColumn="0"/>
               <w:rPr>
                 <w:sz w:val="24"/>
                 <w:szCs w:val="24"/>
@@ -7754,17 +7521,12 @@
       <w:tr>
         <w:trPr>
           <w:trHeight w:val="416"/>
+          <w:jc w:val="center"/>
         </w:trPr>
         <w:tc>
           <w:tcPr>
+            <w:cnfStyle w:val="001000000000" w:firstRow="0" w:lastRow="0" w:firstColumn="1" w:lastColumn="0" w:oddVBand="0" w:evenVBand="0" w:oddHBand="0" w:evenHBand="0" w:firstRowFirstColumn="0" w:firstRowLastColumn="0" w:lastRowFirstColumn="0" w:lastRowLastColumn="0"/>
             <w:tcW w:w="830" w:type="dxa"/>
-            <w:tcMar>
-              <w:top w:w="20" w:type="nil"/>
-              <w:left w:w="20" w:type="nil"/>
-              <w:bottom w:w="20" w:type="nil"/>
-              <w:right w:w="20" w:type="nil"/>
-            </w:tcMar>
-            <w:vAlign w:val="center"/>
           </w:tcPr>
           <w:p>
             <w:pPr>
@@ -7786,17 +7548,11 @@
         <w:tc>
           <w:tcPr>
             <w:tcW w:w="5627" w:type="dxa"/>
-            <w:tcMar>
-              <w:top w:w="20" w:type="nil"/>
-              <w:left w:w="20" w:type="nil"/>
-              <w:bottom w:w="20" w:type="nil"/>
-              <w:right w:w="20" w:type="nil"/>
-            </w:tcMar>
-            <w:vAlign w:val="center"/>
-          </w:tcPr>
-          <w:p>
-            <w:pPr>
-              <w:jc w:val="center"/>
+          </w:tcPr>
+          <w:p>
+            <w:pPr>
+              <w:jc w:val="center"/>
+              <w:cnfStyle w:val="000000000000" w:firstRow="0" w:lastRow="0" w:firstColumn="0" w:lastColumn="0" w:oddVBand="0" w:evenVBand="0" w:oddHBand="0" w:evenHBand="0" w:firstRowFirstColumn="0" w:firstRowLastColumn="0" w:lastRowFirstColumn="0" w:lastRowLastColumn="0"/>
               <w:rPr>
                 <w:sz w:val="24"/>
                 <w:szCs w:val="24"/>
@@ -7814,11 +7570,11 @@
         <w:tc>
           <w:tcPr>
             <w:tcW w:w="1530" w:type="dxa"/>
-            <w:vAlign w:val="center"/>
-          </w:tcPr>
-          <w:p>
-            <w:pPr>
-              <w:jc w:val="center"/>
+          </w:tcPr>
+          <w:p>
+            <w:pPr>
+              <w:jc w:val="center"/>
+              <w:cnfStyle w:val="000000000000" w:firstRow="0" w:lastRow="0" w:firstColumn="0" w:lastColumn="0" w:oddVBand="0" w:evenVBand="0" w:oddHBand="0" w:evenHBand="0" w:firstRowFirstColumn="0" w:firstRowLastColumn="0" w:lastRowFirstColumn="0" w:lastRowLastColumn="0"/>
               <w:rPr>
                 <w:sz w:val="24"/>
                 <w:szCs w:val="24"/>
@@ -7829,17 +7585,11 @@
         <w:tc>
           <w:tcPr>
             <w:tcW w:w="2476" w:type="dxa"/>
-            <w:tcMar>
-              <w:top w:w="20" w:type="nil"/>
-              <w:left w:w="20" w:type="nil"/>
-              <w:bottom w:w="20" w:type="nil"/>
-              <w:right w:w="20" w:type="nil"/>
-            </w:tcMar>
-            <w:vAlign w:val="center"/>
-          </w:tcPr>
-          <w:p>
-            <w:pPr>
-              <w:jc w:val="center"/>
+          </w:tcPr>
+          <w:p>
+            <w:pPr>
+              <w:jc w:val="center"/>
+              <w:cnfStyle w:val="000000000000" w:firstRow="0" w:lastRow="0" w:firstColumn="0" w:lastColumn="0" w:oddVBand="0" w:evenVBand="0" w:oddHBand="0" w:evenHBand="0" w:firstRowFirstColumn="0" w:firstRowLastColumn="0" w:lastRowFirstColumn="0" w:lastRowLastColumn="0"/>
               <w:rPr>
                 <w:sz w:val="24"/>
                 <w:szCs w:val="24"/>
@@ -7851,23 +7601,12 @@
       <w:tr>
         <w:trPr>
           <w:trHeight w:val="416"/>
+          <w:jc w:val="center"/>
         </w:trPr>
         <w:tc>
           <w:tcPr>
+            <w:cnfStyle w:val="001000000000" w:firstRow="0" w:lastRow="0" w:firstColumn="1" w:lastColumn="0" w:oddVBand="0" w:evenVBand="0" w:oddHBand="0" w:evenHBand="0" w:firstRowFirstColumn="0" w:firstRowLastColumn="0" w:lastRowFirstColumn="0" w:lastRowLastColumn="0"/>
             <w:tcW w:w="830" w:type="dxa"/>
-            <w:tcBorders>
-              <w:top w:val="single" w:sz="4" w:space="0" w:color="auto"/>
-              <w:left w:val="single" w:sz="4" w:space="0" w:color="auto"/>
-              <w:bottom w:val="single" w:sz="4" w:space="0" w:color="auto"/>
-              <w:right w:val="single" w:sz="4" w:space="0" w:color="auto"/>
-            </w:tcBorders>
-            <w:tcMar>
-              <w:top w:w="20" w:type="nil"/>
-              <w:left w:w="20" w:type="nil"/>
-              <w:bottom w:w="20" w:type="nil"/>
-              <w:right w:w="20" w:type="nil"/>
-            </w:tcMar>
-            <w:vAlign w:val="center"/>
           </w:tcPr>
           <w:p>
             <w:pPr>
@@ -7889,23 +7628,11 @@
         <w:tc>
           <w:tcPr>
             <w:tcW w:w="5627" w:type="dxa"/>
-            <w:tcBorders>
-              <w:top w:val="single" w:sz="4" w:space="0" w:color="auto"/>
-              <w:left w:val="single" w:sz="4" w:space="0" w:color="auto"/>
-              <w:bottom w:val="single" w:sz="4" w:space="0" w:color="auto"/>
-              <w:right w:val="single" w:sz="4" w:space="0" w:color="auto"/>
-            </w:tcBorders>
-            <w:tcMar>
-              <w:top w:w="20" w:type="nil"/>
-              <w:left w:w="20" w:type="nil"/>
-              <w:bottom w:w="20" w:type="nil"/>
-              <w:right w:w="20" w:type="nil"/>
-            </w:tcMar>
-            <w:vAlign w:val="center"/>
-          </w:tcPr>
-          <w:p>
-            <w:pPr>
-              <w:jc w:val="center"/>
+          </w:tcPr>
+          <w:p>
+            <w:pPr>
+              <w:jc w:val="center"/>
+              <w:cnfStyle w:val="000000000000" w:firstRow="0" w:lastRow="0" w:firstColumn="0" w:lastColumn="0" w:oddVBand="0" w:evenVBand="0" w:oddHBand="0" w:evenHBand="0" w:firstRowFirstColumn="0" w:firstRowLastColumn="0" w:lastRowFirstColumn="0" w:lastRowLastColumn="0"/>
               <w:rPr>
                 <w:sz w:val="24"/>
                 <w:szCs w:val="24"/>
@@ -7923,17 +7650,11 @@
         <w:tc>
           <w:tcPr>
             <w:tcW w:w="1530" w:type="dxa"/>
-            <w:tcBorders>
-              <w:top w:val="single" w:sz="4" w:space="0" w:color="auto"/>
-              <w:left w:val="single" w:sz="4" w:space="0" w:color="auto"/>
-              <w:bottom w:val="single" w:sz="4" w:space="0" w:color="auto"/>
-              <w:right w:val="single" w:sz="4" w:space="0" w:color="auto"/>
-            </w:tcBorders>
-            <w:vAlign w:val="center"/>
-          </w:tcPr>
-          <w:p>
-            <w:pPr>
-              <w:jc w:val="center"/>
+          </w:tcPr>
+          <w:p>
+            <w:pPr>
+              <w:jc w:val="center"/>
+              <w:cnfStyle w:val="000000000000" w:firstRow="0" w:lastRow="0" w:firstColumn="0" w:lastColumn="0" w:oddVBand="0" w:evenVBand="0" w:oddHBand="0" w:evenHBand="0" w:firstRowFirstColumn="0" w:firstRowLastColumn="0" w:lastRowFirstColumn="0" w:lastRowLastColumn="0"/>
               <w:rPr>
                 <w:sz w:val="24"/>
                 <w:szCs w:val="24"/>
@@ -7951,23 +7672,11 @@
         <w:tc>
           <w:tcPr>
             <w:tcW w:w="2476" w:type="dxa"/>
-            <w:tcBorders>
-              <w:top w:val="single" w:sz="4" w:space="0" w:color="auto"/>
-              <w:left w:val="single" w:sz="4" w:space="0" w:color="auto"/>
-              <w:bottom w:val="single" w:sz="4" w:space="0" w:color="auto"/>
-              <w:right w:val="single" w:sz="4" w:space="0" w:color="auto"/>
-            </w:tcBorders>
-            <w:tcMar>
-              <w:top w:w="20" w:type="nil"/>
-              <w:left w:w="20" w:type="nil"/>
-              <w:bottom w:w="20" w:type="nil"/>
-              <w:right w:w="20" w:type="nil"/>
-            </w:tcMar>
-            <w:vAlign w:val="center"/>
-          </w:tcPr>
-          <w:p>
-            <w:pPr>
-              <w:jc w:val="center"/>
+          </w:tcPr>
+          <w:p>
+            <w:pPr>
+              <w:jc w:val="center"/>
+              <w:cnfStyle w:val="000000000000" w:firstRow="0" w:lastRow="0" w:firstColumn="0" w:lastColumn="0" w:oddVBand="0" w:evenVBand="0" w:oddHBand="0" w:evenHBand="0" w:firstRowFirstColumn="0" w:firstRowLastColumn="0" w:lastRowFirstColumn="0" w:lastRowLastColumn="0"/>
               <w:rPr>
                 <w:sz w:val="24"/>
                 <w:szCs w:val="24"/>
@@ -7986,23 +7695,12 @@
       <w:tr>
         <w:trPr>
           <w:trHeight w:val="416"/>
+          <w:jc w:val="center"/>
         </w:trPr>
         <w:tc>
           <w:tcPr>
+            <w:cnfStyle w:val="001000000000" w:firstRow="0" w:lastRow="0" w:firstColumn="1" w:lastColumn="0" w:oddVBand="0" w:evenVBand="0" w:oddHBand="0" w:evenHBand="0" w:firstRowFirstColumn="0" w:firstRowLastColumn="0" w:lastRowFirstColumn="0" w:lastRowLastColumn="0"/>
             <w:tcW w:w="830" w:type="dxa"/>
-            <w:tcBorders>
-              <w:top w:val="single" w:sz="4" w:space="0" w:color="auto"/>
-              <w:left w:val="single" w:sz="4" w:space="0" w:color="auto"/>
-              <w:bottom w:val="single" w:sz="4" w:space="0" w:color="auto"/>
-              <w:right w:val="single" w:sz="4" w:space="0" w:color="auto"/>
-            </w:tcBorders>
-            <w:tcMar>
-              <w:top w:w="20" w:type="nil"/>
-              <w:left w:w="20" w:type="nil"/>
-              <w:bottom w:w="20" w:type="nil"/>
-              <w:right w:w="20" w:type="nil"/>
-            </w:tcMar>
-            <w:vAlign w:val="center"/>
           </w:tcPr>
           <w:p>
             <w:pPr>
@@ -8024,23 +7722,11 @@
         <w:tc>
           <w:tcPr>
             <w:tcW w:w="5627" w:type="dxa"/>
-            <w:tcBorders>
-              <w:top w:val="single" w:sz="4" w:space="0" w:color="auto"/>
-              <w:left w:val="single" w:sz="4" w:space="0" w:color="auto"/>
-              <w:bottom w:val="single" w:sz="4" w:space="0" w:color="auto"/>
-              <w:right w:val="single" w:sz="4" w:space="0" w:color="auto"/>
-            </w:tcBorders>
-            <w:tcMar>
-              <w:top w:w="20" w:type="nil"/>
-              <w:left w:w="20" w:type="nil"/>
-              <w:bottom w:w="20" w:type="nil"/>
-              <w:right w:w="20" w:type="nil"/>
-            </w:tcMar>
-            <w:vAlign w:val="center"/>
-          </w:tcPr>
-          <w:p>
-            <w:pPr>
-              <w:jc w:val="center"/>
+          </w:tcPr>
+          <w:p>
+            <w:pPr>
+              <w:jc w:val="center"/>
+              <w:cnfStyle w:val="000000000000" w:firstRow="0" w:lastRow="0" w:firstColumn="0" w:lastColumn="0" w:oddVBand="0" w:evenVBand="0" w:oddHBand="0" w:evenHBand="0" w:firstRowFirstColumn="0" w:firstRowLastColumn="0" w:lastRowFirstColumn="0" w:lastRowLastColumn="0"/>
               <w:rPr>
                 <w:sz w:val="24"/>
                 <w:szCs w:val="24"/>
@@ -8058,17 +7744,11 @@
         <w:tc>
           <w:tcPr>
             <w:tcW w:w="1530" w:type="dxa"/>
-            <w:tcBorders>
-              <w:top w:val="single" w:sz="4" w:space="0" w:color="auto"/>
-              <w:left w:val="single" w:sz="4" w:space="0" w:color="auto"/>
-              <w:bottom w:val="single" w:sz="4" w:space="0" w:color="auto"/>
-              <w:right w:val="single" w:sz="4" w:space="0" w:color="auto"/>
-            </w:tcBorders>
-            <w:vAlign w:val="center"/>
-          </w:tcPr>
-          <w:p>
-            <w:pPr>
-              <w:jc w:val="center"/>
+          </w:tcPr>
+          <w:p>
+            <w:pPr>
+              <w:jc w:val="center"/>
+              <w:cnfStyle w:val="000000000000" w:firstRow="0" w:lastRow="0" w:firstColumn="0" w:lastColumn="0" w:oddVBand="0" w:evenVBand="0" w:oddHBand="0" w:evenHBand="0" w:firstRowFirstColumn="0" w:firstRowLastColumn="0" w:lastRowFirstColumn="0" w:lastRowLastColumn="0"/>
               <w:rPr>
                 <w:sz w:val="24"/>
                 <w:szCs w:val="24"/>
@@ -8079,23 +7759,11 @@
         <w:tc>
           <w:tcPr>
             <w:tcW w:w="2476" w:type="dxa"/>
-            <w:tcBorders>
-              <w:top w:val="single" w:sz="4" w:space="0" w:color="auto"/>
-              <w:left w:val="single" w:sz="4" w:space="0" w:color="auto"/>
-              <w:bottom w:val="single" w:sz="4" w:space="0" w:color="auto"/>
-              <w:right w:val="single" w:sz="4" w:space="0" w:color="auto"/>
-            </w:tcBorders>
-            <w:tcMar>
-              <w:top w:w="20" w:type="nil"/>
-              <w:left w:w="20" w:type="nil"/>
-              <w:bottom w:w="20" w:type="nil"/>
-              <w:right w:w="20" w:type="nil"/>
-            </w:tcMar>
-            <w:vAlign w:val="center"/>
-          </w:tcPr>
-          <w:p>
-            <w:pPr>
-              <w:jc w:val="center"/>
+          </w:tcPr>
+          <w:p>
+            <w:pPr>
+              <w:jc w:val="center"/>
+              <w:cnfStyle w:val="000000000000" w:firstRow="0" w:lastRow="0" w:firstColumn="0" w:lastColumn="0" w:oddVBand="0" w:evenVBand="0" w:oddHBand="0" w:evenHBand="0" w:firstRowFirstColumn="0" w:firstRowLastColumn="0" w:lastRowFirstColumn="0" w:lastRowLastColumn="0"/>
               <w:rPr>
                 <w:sz w:val="24"/>
                 <w:szCs w:val="24"/>
@@ -8107,23 +7775,12 @@
       <w:tr>
         <w:trPr>
           <w:trHeight w:val="416"/>
+          <w:jc w:val="center"/>
         </w:trPr>
         <w:tc>
           <w:tcPr>
+            <w:cnfStyle w:val="001000000000" w:firstRow="0" w:lastRow="0" w:firstColumn="1" w:lastColumn="0" w:oddVBand="0" w:evenVBand="0" w:oddHBand="0" w:evenHBand="0" w:firstRowFirstColumn="0" w:firstRowLastColumn="0" w:lastRowFirstColumn="0" w:lastRowLastColumn="0"/>
             <w:tcW w:w="830" w:type="dxa"/>
-            <w:tcBorders>
-              <w:top w:val="single" w:sz="4" w:space="0" w:color="auto"/>
-              <w:left w:val="single" w:sz="4" w:space="0" w:color="auto"/>
-              <w:bottom w:val="single" w:sz="4" w:space="0" w:color="auto"/>
-              <w:right w:val="single" w:sz="4" w:space="0" w:color="auto"/>
-            </w:tcBorders>
-            <w:tcMar>
-              <w:top w:w="20" w:type="nil"/>
-              <w:left w:w="20" w:type="nil"/>
-              <w:bottom w:w="20" w:type="nil"/>
-              <w:right w:w="20" w:type="nil"/>
-            </w:tcMar>
-            <w:vAlign w:val="center"/>
           </w:tcPr>
           <w:p>
             <w:pPr>
@@ -8145,23 +7802,11 @@
         <w:tc>
           <w:tcPr>
             <w:tcW w:w="5627" w:type="dxa"/>
-            <w:tcBorders>
-              <w:top w:val="single" w:sz="4" w:space="0" w:color="auto"/>
-              <w:left w:val="single" w:sz="4" w:space="0" w:color="auto"/>
-              <w:bottom w:val="single" w:sz="4" w:space="0" w:color="auto"/>
-              <w:right w:val="single" w:sz="4" w:space="0" w:color="auto"/>
-            </w:tcBorders>
-            <w:tcMar>
-              <w:top w:w="20" w:type="nil"/>
-              <w:left w:w="20" w:type="nil"/>
-              <w:bottom w:w="20" w:type="nil"/>
-              <w:right w:w="20" w:type="nil"/>
-            </w:tcMar>
-            <w:vAlign w:val="center"/>
-          </w:tcPr>
-          <w:p>
-            <w:pPr>
-              <w:jc w:val="center"/>
+          </w:tcPr>
+          <w:p>
+            <w:pPr>
+              <w:jc w:val="center"/>
+              <w:cnfStyle w:val="000000000000" w:firstRow="0" w:lastRow="0" w:firstColumn="0" w:lastColumn="0" w:oddVBand="0" w:evenVBand="0" w:oddHBand="0" w:evenHBand="0" w:firstRowFirstColumn="0" w:firstRowLastColumn="0" w:lastRowFirstColumn="0" w:lastRowLastColumn="0"/>
               <w:rPr>
                 <w:sz w:val="24"/>
                 <w:szCs w:val="24"/>
@@ -8179,17 +7824,11 @@
         <w:tc>
           <w:tcPr>
             <w:tcW w:w="1530" w:type="dxa"/>
-            <w:tcBorders>
-              <w:top w:val="single" w:sz="4" w:space="0" w:color="auto"/>
-              <w:left w:val="single" w:sz="4" w:space="0" w:color="auto"/>
-              <w:bottom w:val="single" w:sz="4" w:space="0" w:color="auto"/>
-              <w:right w:val="single" w:sz="4" w:space="0" w:color="auto"/>
-            </w:tcBorders>
-            <w:vAlign w:val="center"/>
-          </w:tcPr>
-          <w:p>
-            <w:pPr>
-              <w:jc w:val="center"/>
+          </w:tcPr>
+          <w:p>
+            <w:pPr>
+              <w:jc w:val="center"/>
+              <w:cnfStyle w:val="000000000000" w:firstRow="0" w:lastRow="0" w:firstColumn="0" w:lastColumn="0" w:oddVBand="0" w:evenVBand="0" w:oddHBand="0" w:evenHBand="0" w:firstRowFirstColumn="0" w:firstRowLastColumn="0" w:lastRowFirstColumn="0" w:lastRowLastColumn="0"/>
               <w:rPr>
                 <w:sz w:val="24"/>
                 <w:szCs w:val="24"/>
@@ -8200,23 +7839,11 @@
         <w:tc>
           <w:tcPr>
             <w:tcW w:w="2476" w:type="dxa"/>
-            <w:tcBorders>
-              <w:top w:val="single" w:sz="4" w:space="0" w:color="auto"/>
-              <w:left w:val="single" w:sz="4" w:space="0" w:color="auto"/>
-              <w:bottom w:val="single" w:sz="4" w:space="0" w:color="auto"/>
-              <w:right w:val="single" w:sz="4" w:space="0" w:color="auto"/>
-            </w:tcBorders>
-            <w:tcMar>
-              <w:top w:w="20" w:type="nil"/>
-              <w:left w:w="20" w:type="nil"/>
-              <w:bottom w:w="20" w:type="nil"/>
-              <w:right w:w="20" w:type="nil"/>
-            </w:tcMar>
-            <w:vAlign w:val="center"/>
-          </w:tcPr>
-          <w:p>
-            <w:pPr>
-              <w:jc w:val="center"/>
+          </w:tcPr>
+          <w:p>
+            <w:pPr>
+              <w:jc w:val="center"/>
+              <w:cnfStyle w:val="000000000000" w:firstRow="0" w:lastRow="0" w:firstColumn="0" w:lastColumn="0" w:oddVBand="0" w:evenVBand="0" w:oddHBand="0" w:evenHBand="0" w:firstRowFirstColumn="0" w:firstRowLastColumn="0" w:lastRowFirstColumn="0" w:lastRowLastColumn="0"/>
               <w:rPr>
                 <w:sz w:val="24"/>
                 <w:szCs w:val="24"/>
@@ -8228,23 +7855,12 @@
       <w:tr>
         <w:trPr>
           <w:trHeight w:val="416"/>
+          <w:jc w:val="center"/>
         </w:trPr>
         <w:tc>
           <w:tcPr>
+            <w:cnfStyle w:val="001000000000" w:firstRow="0" w:lastRow="0" w:firstColumn="1" w:lastColumn="0" w:oddVBand="0" w:evenVBand="0" w:oddHBand="0" w:evenHBand="0" w:firstRowFirstColumn="0" w:firstRowLastColumn="0" w:lastRowFirstColumn="0" w:lastRowLastColumn="0"/>
             <w:tcW w:w="830" w:type="dxa"/>
-            <w:tcBorders>
-              <w:top w:val="single" w:sz="4" w:space="0" w:color="auto"/>
-              <w:left w:val="single" w:sz="4" w:space="0" w:color="auto"/>
-              <w:bottom w:val="single" w:sz="4" w:space="0" w:color="auto"/>
-              <w:right w:val="single" w:sz="4" w:space="0" w:color="auto"/>
-            </w:tcBorders>
-            <w:tcMar>
-              <w:top w:w="20" w:type="nil"/>
-              <w:left w:w="20" w:type="nil"/>
-              <w:bottom w:w="20" w:type="nil"/>
-              <w:right w:w="20" w:type="nil"/>
-            </w:tcMar>
-            <w:vAlign w:val="center"/>
           </w:tcPr>
           <w:p>
             <w:pPr>
@@ -8266,23 +7882,11 @@
         <w:tc>
           <w:tcPr>
             <w:tcW w:w="5627" w:type="dxa"/>
-            <w:tcBorders>
-              <w:top w:val="single" w:sz="4" w:space="0" w:color="auto"/>
-              <w:left w:val="single" w:sz="4" w:space="0" w:color="auto"/>
-              <w:bottom w:val="single" w:sz="4" w:space="0" w:color="auto"/>
-              <w:right w:val="single" w:sz="4" w:space="0" w:color="auto"/>
-            </w:tcBorders>
-            <w:tcMar>
-              <w:top w:w="20" w:type="nil"/>
-              <w:left w:w="20" w:type="nil"/>
-              <w:bottom w:w="20" w:type="nil"/>
-              <w:right w:w="20" w:type="nil"/>
-            </w:tcMar>
-            <w:vAlign w:val="center"/>
-          </w:tcPr>
-          <w:p>
-            <w:pPr>
-              <w:jc w:val="center"/>
+          </w:tcPr>
+          <w:p>
+            <w:pPr>
+              <w:jc w:val="center"/>
+              <w:cnfStyle w:val="000000000000" w:firstRow="0" w:lastRow="0" w:firstColumn="0" w:lastColumn="0" w:oddVBand="0" w:evenVBand="0" w:oddHBand="0" w:evenHBand="0" w:firstRowFirstColumn="0" w:firstRowLastColumn="0" w:lastRowFirstColumn="0" w:lastRowLastColumn="0"/>
               <w:rPr>
                 <w:sz w:val="24"/>
                 <w:szCs w:val="24"/>
@@ -8300,17 +7904,11 @@
         <w:tc>
           <w:tcPr>
             <w:tcW w:w="1530" w:type="dxa"/>
-            <w:tcBorders>
-              <w:top w:val="single" w:sz="4" w:space="0" w:color="auto"/>
-              <w:left w:val="single" w:sz="4" w:space="0" w:color="auto"/>
-              <w:bottom w:val="single" w:sz="4" w:space="0" w:color="auto"/>
-              <w:right w:val="single" w:sz="4" w:space="0" w:color="auto"/>
-            </w:tcBorders>
-            <w:vAlign w:val="center"/>
-          </w:tcPr>
-          <w:p>
-            <w:pPr>
-              <w:jc w:val="center"/>
+          </w:tcPr>
+          <w:p>
+            <w:pPr>
+              <w:jc w:val="center"/>
+              <w:cnfStyle w:val="000000000000" w:firstRow="0" w:lastRow="0" w:firstColumn="0" w:lastColumn="0" w:oddVBand="0" w:evenVBand="0" w:oddHBand="0" w:evenHBand="0" w:firstRowFirstColumn="0" w:firstRowLastColumn="0" w:lastRowFirstColumn="0" w:lastRowLastColumn="0"/>
               <w:rPr>
                 <w:sz w:val="24"/>
                 <w:szCs w:val="24"/>
@@ -8321,23 +7919,11 @@
         <w:tc>
           <w:tcPr>
             <w:tcW w:w="2476" w:type="dxa"/>
-            <w:tcBorders>
-              <w:top w:val="single" w:sz="4" w:space="0" w:color="auto"/>
-              <w:left w:val="single" w:sz="4" w:space="0" w:color="auto"/>
-              <w:bottom w:val="single" w:sz="4" w:space="0" w:color="auto"/>
-              <w:right w:val="single" w:sz="4" w:space="0" w:color="auto"/>
-            </w:tcBorders>
-            <w:tcMar>
-              <w:top w:w="20" w:type="nil"/>
-              <w:left w:w="20" w:type="nil"/>
-              <w:bottom w:w="20" w:type="nil"/>
-              <w:right w:w="20" w:type="nil"/>
-            </w:tcMar>
-            <w:vAlign w:val="center"/>
-          </w:tcPr>
-          <w:p>
-            <w:pPr>
-              <w:jc w:val="center"/>
+          </w:tcPr>
+          <w:p>
+            <w:pPr>
+              <w:jc w:val="center"/>
+              <w:cnfStyle w:val="000000000000" w:firstRow="0" w:lastRow="0" w:firstColumn="0" w:lastColumn="0" w:oddVBand="0" w:evenVBand="0" w:oddHBand="0" w:evenHBand="0" w:firstRowFirstColumn="0" w:firstRowLastColumn="0" w:lastRowFirstColumn="0" w:lastRowLastColumn="0"/>
               <w:rPr>
                 <w:sz w:val="24"/>
                 <w:szCs w:val="24"/>
@@ -8349,23 +7935,12 @@
       <w:tr>
         <w:trPr>
           <w:trHeight w:val="416"/>
+          <w:jc w:val="center"/>
         </w:trPr>
         <w:tc>
           <w:tcPr>
+            <w:cnfStyle w:val="001000000000" w:firstRow="0" w:lastRow="0" w:firstColumn="1" w:lastColumn="0" w:oddVBand="0" w:evenVBand="0" w:oddHBand="0" w:evenHBand="0" w:firstRowFirstColumn="0" w:firstRowLastColumn="0" w:lastRowFirstColumn="0" w:lastRowLastColumn="0"/>
             <w:tcW w:w="830" w:type="dxa"/>
-            <w:tcBorders>
-              <w:top w:val="single" w:sz="4" w:space="0" w:color="auto"/>
-              <w:left w:val="single" w:sz="4" w:space="0" w:color="auto"/>
-              <w:bottom w:val="single" w:sz="4" w:space="0" w:color="auto"/>
-              <w:right w:val="single" w:sz="4" w:space="0" w:color="auto"/>
-            </w:tcBorders>
-            <w:tcMar>
-              <w:top w:w="20" w:type="nil"/>
-              <w:left w:w="20" w:type="nil"/>
-              <w:bottom w:w="20" w:type="nil"/>
-              <w:right w:w="20" w:type="nil"/>
-            </w:tcMar>
-            <w:vAlign w:val="center"/>
           </w:tcPr>
           <w:p>
             <w:pPr>
@@ -8387,23 +7962,11 @@
         <w:tc>
           <w:tcPr>
             <w:tcW w:w="5627" w:type="dxa"/>
-            <w:tcBorders>
-              <w:top w:val="single" w:sz="4" w:space="0" w:color="auto"/>
-              <w:left w:val="single" w:sz="4" w:space="0" w:color="auto"/>
-              <w:bottom w:val="single" w:sz="4" w:space="0" w:color="auto"/>
-              <w:right w:val="single" w:sz="4" w:space="0" w:color="auto"/>
-            </w:tcBorders>
-            <w:tcMar>
-              <w:top w:w="20" w:type="nil"/>
-              <w:left w:w="20" w:type="nil"/>
-              <w:bottom w:w="20" w:type="nil"/>
-              <w:right w:w="20" w:type="nil"/>
-            </w:tcMar>
-            <w:vAlign w:val="center"/>
-          </w:tcPr>
-          <w:p>
-            <w:pPr>
-              <w:jc w:val="center"/>
+          </w:tcPr>
+          <w:p>
+            <w:pPr>
+              <w:jc w:val="center"/>
+              <w:cnfStyle w:val="000000000000" w:firstRow="0" w:lastRow="0" w:firstColumn="0" w:lastColumn="0" w:oddVBand="0" w:evenVBand="0" w:oddHBand="0" w:evenHBand="0" w:firstRowFirstColumn="0" w:firstRowLastColumn="0" w:lastRowFirstColumn="0" w:lastRowLastColumn="0"/>
               <w:rPr>
                 <w:sz w:val="24"/>
                 <w:szCs w:val="24"/>
@@ -8421,17 +7984,11 @@
         <w:tc>
           <w:tcPr>
             <w:tcW w:w="1530" w:type="dxa"/>
-            <w:tcBorders>
-              <w:top w:val="single" w:sz="4" w:space="0" w:color="auto"/>
-              <w:left w:val="single" w:sz="4" w:space="0" w:color="auto"/>
-              <w:bottom w:val="single" w:sz="4" w:space="0" w:color="auto"/>
-              <w:right w:val="single" w:sz="4" w:space="0" w:color="auto"/>
-            </w:tcBorders>
-            <w:vAlign w:val="center"/>
-          </w:tcPr>
-          <w:p>
-            <w:pPr>
-              <w:jc w:val="center"/>
+          </w:tcPr>
+          <w:p>
+            <w:pPr>
+              <w:jc w:val="center"/>
+              <w:cnfStyle w:val="000000000000" w:firstRow="0" w:lastRow="0" w:firstColumn="0" w:lastColumn="0" w:oddVBand="0" w:evenVBand="0" w:oddHBand="0" w:evenHBand="0" w:firstRowFirstColumn="0" w:firstRowLastColumn="0" w:lastRowFirstColumn="0" w:lastRowLastColumn="0"/>
               <w:rPr>
                 <w:sz w:val="24"/>
                 <w:szCs w:val="24"/>
@@ -8442,23 +7999,11 @@
         <w:tc>
           <w:tcPr>
             <w:tcW w:w="2476" w:type="dxa"/>
-            <w:tcBorders>
-              <w:top w:val="single" w:sz="4" w:space="0" w:color="auto"/>
-              <w:left w:val="single" w:sz="4" w:space="0" w:color="auto"/>
-              <w:bottom w:val="single" w:sz="4" w:space="0" w:color="auto"/>
-              <w:right w:val="single" w:sz="4" w:space="0" w:color="auto"/>
-            </w:tcBorders>
-            <w:tcMar>
-              <w:top w:w="20" w:type="nil"/>
-              <w:left w:w="20" w:type="nil"/>
-              <w:bottom w:w="20" w:type="nil"/>
-              <w:right w:w="20" w:type="nil"/>
-            </w:tcMar>
-            <w:vAlign w:val="center"/>
-          </w:tcPr>
-          <w:p>
-            <w:pPr>
-              <w:jc w:val="center"/>
+          </w:tcPr>
+          <w:p>
+            <w:pPr>
+              <w:jc w:val="center"/>
+              <w:cnfStyle w:val="000000000000" w:firstRow="0" w:lastRow="0" w:firstColumn="0" w:lastColumn="0" w:oddVBand="0" w:evenVBand="0" w:oddHBand="0" w:evenHBand="0" w:firstRowFirstColumn="0" w:firstRowLastColumn="0" w:lastRowFirstColumn="0" w:lastRowLastColumn="0"/>
               <w:rPr>
                 <w:sz w:val="24"/>
                 <w:szCs w:val="24"/>
@@ -8470,23 +8015,12 @@
       <w:tr>
         <w:trPr>
           <w:trHeight w:val="416"/>
+          <w:jc w:val="center"/>
         </w:trPr>
         <w:tc>
           <w:tcPr>
+            <w:cnfStyle w:val="001000000000" w:firstRow="0" w:lastRow="0" w:firstColumn="1" w:lastColumn="0" w:oddVBand="0" w:evenVBand="0" w:oddHBand="0" w:evenHBand="0" w:firstRowFirstColumn="0" w:firstRowLastColumn="0" w:lastRowFirstColumn="0" w:lastRowLastColumn="0"/>
             <w:tcW w:w="830" w:type="dxa"/>
-            <w:tcBorders>
-              <w:top w:val="single" w:sz="4" w:space="0" w:color="auto"/>
-              <w:left w:val="single" w:sz="4" w:space="0" w:color="auto"/>
-              <w:bottom w:val="single" w:sz="4" w:space="0" w:color="auto"/>
-              <w:right w:val="single" w:sz="4" w:space="0" w:color="auto"/>
-            </w:tcBorders>
-            <w:tcMar>
-              <w:top w:w="20" w:type="nil"/>
-              <w:left w:w="20" w:type="nil"/>
-              <w:bottom w:w="20" w:type="nil"/>
-              <w:right w:w="20" w:type="nil"/>
-            </w:tcMar>
-            <w:vAlign w:val="center"/>
           </w:tcPr>
           <w:p>
             <w:pPr>
@@ -8508,23 +8042,11 @@
         <w:tc>
           <w:tcPr>
             <w:tcW w:w="5627" w:type="dxa"/>
-            <w:tcBorders>
-              <w:top w:val="single" w:sz="4" w:space="0" w:color="auto"/>
-              <w:left w:val="single" w:sz="4" w:space="0" w:color="auto"/>
-              <w:bottom w:val="single" w:sz="4" w:space="0" w:color="auto"/>
-              <w:right w:val="single" w:sz="4" w:space="0" w:color="auto"/>
-            </w:tcBorders>
-            <w:tcMar>
-              <w:top w:w="20" w:type="nil"/>
-              <w:left w:w="20" w:type="nil"/>
-              <w:bottom w:w="20" w:type="nil"/>
-              <w:right w:w="20" w:type="nil"/>
-            </w:tcMar>
-            <w:vAlign w:val="center"/>
-          </w:tcPr>
-          <w:p>
-            <w:pPr>
-              <w:jc w:val="center"/>
+          </w:tcPr>
+          <w:p>
+            <w:pPr>
+              <w:jc w:val="center"/>
+              <w:cnfStyle w:val="000000000000" w:firstRow="0" w:lastRow="0" w:firstColumn="0" w:lastColumn="0" w:oddVBand="0" w:evenVBand="0" w:oddHBand="0" w:evenHBand="0" w:firstRowFirstColumn="0" w:firstRowLastColumn="0" w:lastRowFirstColumn="0" w:lastRowLastColumn="0"/>
               <w:rPr>
                 <w:sz w:val="24"/>
                 <w:szCs w:val="24"/>
@@ -8542,17 +8064,11 @@
         <w:tc>
           <w:tcPr>
             <w:tcW w:w="1530" w:type="dxa"/>
-            <w:tcBorders>
-              <w:top w:val="single" w:sz="4" w:space="0" w:color="auto"/>
-              <w:left w:val="single" w:sz="4" w:space="0" w:color="auto"/>
-              <w:bottom w:val="single" w:sz="4" w:space="0" w:color="auto"/>
-              <w:right w:val="single" w:sz="4" w:space="0" w:color="auto"/>
-            </w:tcBorders>
-            <w:vAlign w:val="center"/>
-          </w:tcPr>
-          <w:p>
-            <w:pPr>
-              <w:jc w:val="center"/>
+          </w:tcPr>
+          <w:p>
+            <w:pPr>
+              <w:jc w:val="center"/>
+              <w:cnfStyle w:val="000000000000" w:firstRow="0" w:lastRow="0" w:firstColumn="0" w:lastColumn="0" w:oddVBand="0" w:evenVBand="0" w:oddHBand="0" w:evenHBand="0" w:firstRowFirstColumn="0" w:firstRowLastColumn="0" w:lastRowFirstColumn="0" w:lastRowLastColumn="0"/>
               <w:rPr>
                 <w:sz w:val="24"/>
                 <w:szCs w:val="24"/>
@@ -8563,23 +8079,11 @@
         <w:tc>
           <w:tcPr>
             <w:tcW w:w="2476" w:type="dxa"/>
-            <w:tcBorders>
-              <w:top w:val="single" w:sz="4" w:space="0" w:color="auto"/>
-              <w:left w:val="single" w:sz="4" w:space="0" w:color="auto"/>
-              <w:bottom w:val="single" w:sz="4" w:space="0" w:color="auto"/>
-              <w:right w:val="single" w:sz="4" w:space="0" w:color="auto"/>
-            </w:tcBorders>
-            <w:tcMar>
-              <w:top w:w="20" w:type="nil"/>
-              <w:left w:w="20" w:type="nil"/>
-              <w:bottom w:w="20" w:type="nil"/>
-              <w:right w:w="20" w:type="nil"/>
-            </w:tcMar>
-            <w:vAlign w:val="center"/>
-          </w:tcPr>
-          <w:p>
-            <w:pPr>
-              <w:jc w:val="center"/>
+          </w:tcPr>
+          <w:p>
+            <w:pPr>
+              <w:jc w:val="center"/>
+              <w:cnfStyle w:val="000000000000" w:firstRow="0" w:lastRow="0" w:firstColumn="0" w:lastColumn="0" w:oddVBand="0" w:evenVBand="0" w:oddHBand="0" w:evenHBand="0" w:firstRowFirstColumn="0" w:firstRowLastColumn="0" w:lastRowFirstColumn="0" w:lastRowLastColumn="0"/>
               <w:rPr>
                 <w:sz w:val="24"/>
                 <w:szCs w:val="24"/>
@@ -8591,23 +8095,12 @@
       <w:tr>
         <w:trPr>
           <w:trHeight w:val="403"/>
+          <w:jc w:val="center"/>
         </w:trPr>
         <w:tc>
           <w:tcPr>
+            <w:cnfStyle w:val="001000000000" w:firstRow="0" w:lastRow="0" w:firstColumn="1" w:lastColumn="0" w:oddVBand="0" w:evenVBand="0" w:oddHBand="0" w:evenHBand="0" w:firstRowFirstColumn="0" w:firstRowLastColumn="0" w:lastRowFirstColumn="0" w:lastRowLastColumn="0"/>
             <w:tcW w:w="830" w:type="dxa"/>
-            <w:tcBorders>
-              <w:top w:val="single" w:sz="4" w:space="0" w:color="auto"/>
-              <w:left w:val="single" w:sz="4" w:space="0" w:color="auto"/>
-              <w:bottom w:val="single" w:sz="4" w:space="0" w:color="auto"/>
-              <w:right w:val="single" w:sz="4" w:space="0" w:color="auto"/>
-            </w:tcBorders>
-            <w:tcMar>
-              <w:top w:w="20" w:type="nil"/>
-              <w:left w:w="20" w:type="nil"/>
-              <w:bottom w:w="20" w:type="nil"/>
-              <w:right w:w="20" w:type="nil"/>
-            </w:tcMar>
-            <w:vAlign w:val="center"/>
           </w:tcPr>
           <w:p>
             <w:pPr>
@@ -8629,23 +8122,11 @@
         <w:tc>
           <w:tcPr>
             <w:tcW w:w="5627" w:type="dxa"/>
-            <w:tcBorders>
-              <w:top w:val="single" w:sz="4" w:space="0" w:color="auto"/>
-              <w:left w:val="single" w:sz="4" w:space="0" w:color="auto"/>
-              <w:bottom w:val="single" w:sz="4" w:space="0" w:color="auto"/>
-              <w:right w:val="single" w:sz="4" w:space="0" w:color="auto"/>
-            </w:tcBorders>
-            <w:tcMar>
-              <w:top w:w="20" w:type="nil"/>
-              <w:left w:w="20" w:type="nil"/>
-              <w:bottom w:w="20" w:type="nil"/>
-              <w:right w:w="20" w:type="nil"/>
-            </w:tcMar>
-            <w:vAlign w:val="center"/>
-          </w:tcPr>
-          <w:p>
-            <w:pPr>
-              <w:jc w:val="center"/>
+          </w:tcPr>
+          <w:p>
+            <w:pPr>
+              <w:jc w:val="center"/>
+              <w:cnfStyle w:val="000000000000" w:firstRow="0" w:lastRow="0" w:firstColumn="0" w:lastColumn="0" w:oddVBand="0" w:evenVBand="0" w:oddHBand="0" w:evenHBand="0" w:firstRowFirstColumn="0" w:firstRowLastColumn="0" w:lastRowFirstColumn="0" w:lastRowLastColumn="0"/>
               <w:rPr>
                 <w:sz w:val="24"/>
                 <w:szCs w:val="24"/>
@@ -8663,17 +8144,11 @@
         <w:tc>
           <w:tcPr>
             <w:tcW w:w="1530" w:type="dxa"/>
-            <w:tcBorders>
-              <w:top w:val="single" w:sz="4" w:space="0" w:color="auto"/>
-              <w:left w:val="single" w:sz="4" w:space="0" w:color="auto"/>
-              <w:bottom w:val="single" w:sz="4" w:space="0" w:color="auto"/>
-              <w:right w:val="single" w:sz="4" w:space="0" w:color="auto"/>
-            </w:tcBorders>
-            <w:vAlign w:val="center"/>
-          </w:tcPr>
-          <w:p>
-            <w:pPr>
-              <w:jc w:val="center"/>
+          </w:tcPr>
+          <w:p>
+            <w:pPr>
+              <w:jc w:val="center"/>
+              <w:cnfStyle w:val="000000000000" w:firstRow="0" w:lastRow="0" w:firstColumn="0" w:lastColumn="0" w:oddVBand="0" w:evenVBand="0" w:oddHBand="0" w:evenHBand="0" w:firstRowFirstColumn="0" w:firstRowLastColumn="0" w:lastRowFirstColumn="0" w:lastRowLastColumn="0"/>
               <w:rPr>
                 <w:sz w:val="24"/>
                 <w:szCs w:val="24"/>
@@ -8684,23 +8159,11 @@
         <w:tc>
           <w:tcPr>
             <w:tcW w:w="2476" w:type="dxa"/>
-            <w:tcBorders>
-              <w:top w:val="single" w:sz="4" w:space="0" w:color="auto"/>
-              <w:left w:val="single" w:sz="4" w:space="0" w:color="auto"/>
-              <w:bottom w:val="single" w:sz="4" w:space="0" w:color="auto"/>
-              <w:right w:val="single" w:sz="4" w:space="0" w:color="auto"/>
-            </w:tcBorders>
-            <w:tcMar>
-              <w:top w:w="20" w:type="nil"/>
-              <w:left w:w="20" w:type="nil"/>
-              <w:bottom w:w="20" w:type="nil"/>
-              <w:right w:w="20" w:type="nil"/>
-            </w:tcMar>
-            <w:vAlign w:val="center"/>
-          </w:tcPr>
-          <w:p>
-            <w:pPr>
-              <w:jc w:val="center"/>
+          </w:tcPr>
+          <w:p>
+            <w:pPr>
+              <w:jc w:val="center"/>
+              <w:cnfStyle w:val="000000000000" w:firstRow="0" w:lastRow="0" w:firstColumn="0" w:lastColumn="0" w:oddVBand="0" w:evenVBand="0" w:oddHBand="0" w:evenHBand="0" w:firstRowFirstColumn="0" w:firstRowLastColumn="0" w:lastRowFirstColumn="0" w:lastRowLastColumn="0"/>
               <w:rPr>
                 <w:sz w:val="24"/>
                 <w:szCs w:val="24"/>
@@ -8740,32 +8203,11 @@
         </w:rPr>
       </w:pPr>
     </w:p>
-    <w:p>
-      <w:pPr>
-        <w:widowControl w:val="0"/>
-        <w:jc w:val="both"/>
-        <w:rPr>
-          <w:sz w:val="24"/>
-          <w:szCs w:val="24"/>
-        </w:rPr>
-      </w:pPr>
-    </w:p>
-    <w:p>
-      <w:pPr>
-        <w:widowControl w:val="0"/>
-        <w:contextualSpacing/>
-        <w:jc w:val="both"/>
-        <w:rPr>
-          <w:rFonts w:cstheme="minorHAnsi"/>
-        </w:rPr>
-      </w:pPr>
-    </w:p>
     <w:p/>
     <w:sectPr>
-      <w:headerReference w:type="default" r:id="rId30"/>
-      <w:footerReference w:type="default" r:id="rId31"/>
+      <w:headerReference w:type="default" r:id="rId24"/>
       <w:pgSz w:w="12240" w:h="15840"/>
-      <w:pgMar w:top="238" w:right="420" w:bottom="0" w:left="520" w:header="0" w:footer="0" w:gutter="0"/>
+      <w:pgMar w:top="598" w:right="420" w:bottom="689" w:left="520" w:header="0" w:footer="0" w:gutter="0"/>
       <w:cols w:space="0" w:equalWidth="0">
         <w:col w:w="11300"/>
       </w:cols>
@@ -8795,32 +8237,6 @@
     <w:p/>
   </w:endnote>
 </w:endnotes>
-</file>
-
-<file path=word/footer1.xml><?xml version="1.0" encoding="utf-8"?>
-<w:ftr xmlns:wpc="http://schemas.microsoft.com/office/word/2010/wordprocessingCanvas" xmlns:cx="http://schemas.microsoft.com/office/drawing/2014/chartex" xmlns:cx1="http://schemas.microsoft.com/office/drawing/2015/9/8/chartex" xmlns:cx2="http://schemas.microsoft.com/office/drawing/2015/10/21/chartex" xmlns:cx3="http://schemas.microsoft.com/office/drawing/2016/5/9/chartex" xmlns:cx4="http://schemas.microsoft.com/office/drawing/2016/5/10/chartex" xmlns:cx5="http://schemas.microsoft.com/office/drawing/2016/5/11/chartex" xmlns:cx6="http://schemas.microsoft.com/office/drawing/2016/5/12/chartex" xmlns:cx7="http://schemas.microsoft.com/office/drawing/2016/5/13/chartex" xmlns:cx8="http://schemas.microsoft.com/office/drawing/2016/5/14/chartex" xmlns:mc="http://schemas.openxmlformats.org/markup-compatibility/2006" xmlns:aink="http://schemas.microsoft.com/office/drawing/2016/ink" xmlns:am3d="http://schemas.microsoft.com/office/drawing/2017/model3d" xmlns:o="urn:schemas-microsoft-com:office:office" xmlns:oel="http://schemas.microsoft.com/office/2019/extlst" xmlns:r="http://schemas.openxmlformats.org/officeDocument/2006/relationships" xmlns:m="http://schemas.openxmlformats.org/officeDocument/2006/math" xmlns:v="urn:schemas-microsoft-com:vml" xmlns:wp14="http://schemas.microsoft.com/office/word/2010/wordprocessingDrawing" xmlns:wp="http://schemas.openxmlformats.org/drawingml/2006/wordprocessingDrawing" xmlns:w10="urn:schemas-microsoft-com:office:word" xmlns:w="http://schemas.openxmlformats.org/wordprocessingml/2006/main" xmlns:w14="http://schemas.microsoft.com/office/word/2010/wordml" xmlns:w15="http://schemas.microsoft.com/office/word/2012/wordml" xmlns:w16cex="http://schemas.microsoft.com/office/word/2018/wordml/cex" xmlns:w16cid="http://schemas.microsoft.com/office/word/2016/wordml/cid" xmlns:w16="http://schemas.microsoft.com/office/word/2018/wordml" xmlns:w16du="http://schemas.microsoft.com/office/word/2023/wordml/word16du" xmlns:w16sdtdh="http://schemas.microsoft.com/office/word/2020/wordml/sdtdatahash" xmlns:w16sdtfl="http://schemas.microsoft.com/office/word/2024/wordml/sdtformatlock" xmlns:w16se="http://schemas.microsoft.com/office/word/2015/wordml/symex" xmlns:wpg="http://schemas.microsoft.com/office/word/2010/wordprocessingGroup" xmlns:wpi="http://schemas.microsoft.com/office/word/2010/wordprocessingInk" xmlns:wne="http://schemas.microsoft.com/office/word/2006/wordml" xmlns:wps="http://schemas.microsoft.com/office/word/2010/wordprocessingShape" mc:Ignorable="w14 w15 w16se w16cid w16 w16cex w16sdtdh w16sdtfl w16du wp14">
-  <w:p>
-    <w:pPr>
-      <w:pStyle w:val="Footer"/>
-      <w:jc w:val="center"/>
-      <w:rPr>
-        <w:noProof/>
-        <w:color w:val="FFFFFF" w:themeColor="background1"/>
-      </w:rPr>
-    </w:pPr>
-    <w:r>
-      <w:rPr>
-        <w:color w:val="FFFFFF" w:themeColor="background1"/>
-      </w:rPr>
-      <w:t>KSUtemplate.vFA23</w:t>
-    </w:r>
-  </w:p>
-  <w:p>
-    <w:pPr>
-      <w:pStyle w:val="Footer"/>
-    </w:pPr>
-  </w:p>
-</w:ftr>
 </file>
 
 <file path=word/footnotes.xml><?xml version="1.0" encoding="utf-8"?>
@@ -10672,6 +10088,25 @@
       <w:lang w:bidi="ar-SA"/>
     </w:rPr>
   </w:style>
+  <w:style w:type="paragraph" w:styleId="Caption">
+    <w:name w:val="caption"/>
+    <w:basedOn w:val="Normal"/>
+    <w:next w:val="Normal"/>
+    <w:uiPriority w:val="35"/>
+    <w:unhideWhenUsed/>
+    <w:qFormat/>
+    <w:rsid w:val="000A7782"/>
+    <w:pPr>
+      <w:spacing w:after="200"/>
+    </w:pPr>
+    <w:rPr>
+      <w:i/>
+      <w:iCs/>
+      <w:color w:val="44546A" w:themeColor="text2"/>
+      <w:sz w:val="18"/>
+      <w:szCs w:val="18"/>
+    </w:rPr>
+  </w:style>
 </w:styles>
 </file>
 
@@ -10971,12 +10406,15 @@
 </file>
 
 <file path=customXml/item1.xml><?xml version="1.0" encoding="utf-8"?>
-<?mso-contentType ?>
-<FormTemplates xmlns="http://schemas.microsoft.com/sharepoint/v3/contenttype/forms">
-  <Display>DocumentLibraryForm</Display>
-  <Edit>DocumentLibraryForm</Edit>
-  <New>DocumentLibraryForm</New>
-</FormTemplates>
+<p:properties xmlns:p="http://schemas.microsoft.com/office/2006/metadata/properties" xmlns:xsi="http://www.w3.org/2001/XMLSchema-instance" xmlns:pc="http://schemas.microsoft.com/office/infopath/2007/PartnerControls">
+  <documentManagement>
+    <lcf76f155ced4ddcb4097134ff3c332f xmlns="2b50b422-c025-439b-8df6-71285c110892">
+      <Terms xmlns="http://schemas.microsoft.com/office/infopath/2007/PartnerControls"/>
+    </lcf76f155ced4ddcb4097134ff3c332f>
+    <TaxCatchAll xmlns="09241bc2-aa07-462a-9c49-d382f2ea7c29" xsi:nil="true"/>
+    <Date xmlns="2b50b422-c025-439b-8df6-71285c110892" xsi:nil="true"/>
+  </documentManagement>
+</p:properties>
 </file>
 
 <file path=customXml/item2.xml><?xml version="1.0" encoding="utf-8"?>
@@ -11235,15 +10673,12 @@
 </file>
 
 <file path=customXml/item3.xml><?xml version="1.0" encoding="utf-8"?>
-<p:properties xmlns:p="http://schemas.microsoft.com/office/2006/metadata/properties" xmlns:xsi="http://www.w3.org/2001/XMLSchema-instance" xmlns:pc="http://schemas.microsoft.com/office/infopath/2007/PartnerControls">
-  <documentManagement>
-    <lcf76f155ced4ddcb4097134ff3c332f xmlns="2b50b422-c025-439b-8df6-71285c110892">
-      <Terms xmlns="http://schemas.microsoft.com/office/infopath/2007/PartnerControls"/>
-    </lcf76f155ced4ddcb4097134ff3c332f>
-    <TaxCatchAll xmlns="09241bc2-aa07-462a-9c49-d382f2ea7c29" xsi:nil="true"/>
-    <Date xmlns="2b50b422-c025-439b-8df6-71285c110892" xsi:nil="true"/>
-  </documentManagement>
-</p:properties>
+<?mso-contentType ?>
+<FormTemplates xmlns="http://schemas.microsoft.com/sharepoint/v3/contenttype/forms">
+  <Display>DocumentLibraryForm</Display>
+  <Edit>DocumentLibraryForm</Edit>
+  <New>DocumentLibraryForm</New>
+</FormTemplates>
 </file>
 
 <file path=customXml/item4.xml><?xml version="1.0" encoding="utf-8"?>
@@ -11251,9 +10686,12 @@
 </file>
 
 <file path=customXml/itemProps1.xml><?xml version="1.0" encoding="utf-8"?>
-<ds:datastoreItem xmlns:ds="http://schemas.openxmlformats.org/officeDocument/2006/customXml" ds:itemID="{73D07C5C-AC67-410C-B500-6A01FD3AE539}">
+<ds:datastoreItem xmlns:ds="http://schemas.openxmlformats.org/officeDocument/2006/customXml" ds:itemID="{2EF9BEFA-B9A7-4873-8674-716F4FCF67A5}">
   <ds:schemaRefs>
-    <ds:schemaRef ds:uri="http://schemas.microsoft.com/sharepoint/v3/contenttype/forms"/>
+    <ds:schemaRef ds:uri="http://schemas.microsoft.com/office/2006/metadata/properties"/>
+    <ds:schemaRef ds:uri="http://schemas.microsoft.com/office/infopath/2007/PartnerControls"/>
+    <ds:schemaRef ds:uri="2b50b422-c025-439b-8df6-71285c110892"/>
+    <ds:schemaRef ds:uri="09241bc2-aa07-462a-9c49-d382f2ea7c29"/>
   </ds:schemaRefs>
 </ds:datastoreItem>
 </file>
@@ -11278,12 +10716,9 @@
 </file>
 
 <file path=customXml/itemProps3.xml><?xml version="1.0" encoding="utf-8"?>
-<ds:datastoreItem xmlns:ds="http://schemas.openxmlformats.org/officeDocument/2006/customXml" ds:itemID="{2EF9BEFA-B9A7-4873-8674-716F4FCF67A5}">
+<ds:datastoreItem xmlns:ds="http://schemas.openxmlformats.org/officeDocument/2006/customXml" ds:itemID="{73D07C5C-AC67-410C-B500-6A01FD3AE539}">
   <ds:schemaRefs>
-    <ds:schemaRef ds:uri="http://schemas.microsoft.com/office/2006/metadata/properties"/>
-    <ds:schemaRef ds:uri="http://schemas.microsoft.com/office/infopath/2007/PartnerControls"/>
-    <ds:schemaRef ds:uri="2b50b422-c025-439b-8df6-71285c110892"/>
-    <ds:schemaRef ds:uri="09241bc2-aa07-462a-9c49-d382f2ea7c29"/>
+    <ds:schemaRef ds:uri="http://schemas.microsoft.com/sharepoint/v3/contenttype/forms"/>
   </ds:schemaRefs>
 </ds:datastoreItem>
 </file>

--- a/teaching/2025Fall/4504/syllabus.docx
+++ b/teaching/2025Fall/4504/syllabus.docx
@@ -419,28 +419,20 @@
       <w:pPr>
         <w:spacing w:line="0" w:lineRule="atLeast"/>
         <w:rPr>
-          <w:color w:val="7030A0"/>
-          <w:sz w:val="24"/>
-          <w:szCs w:val="24"/>
-        </w:rPr>
-      </w:pPr>
-      <w:r>
-        <w:rPr>
-          <w:color w:val="000000"/>
-          <w:sz w:val="24"/>
-          <w:szCs w:val="24"/>
-        </w:rPr>
-        <w:t xml:space="preserve">Modality and Location: </w:t>
-      </w:r>
-      <w:r>
-        <w:rPr>
           <w:i/>
           <w:iCs/>
           <w:color w:val="000000" w:themeColor="text1"/>
           <w:sz w:val="24"/>
           <w:szCs w:val="24"/>
         </w:rPr>
-        <w:t>Tuesdays &amp; Thursdays, 3:30pm-4:45pm</w:t>
+      </w:pPr>
+      <w:r>
+        <w:rPr>
+          <w:color w:val="000000"/>
+          <w:sz w:val="24"/>
+          <w:szCs w:val="24"/>
+        </w:rPr>
+        <w:t xml:space="preserve">Modality and Location: </w:t>
       </w:r>
       <w:r>
         <w:rPr>
@@ -450,7 +442,7 @@
           <w:sz w:val="24"/>
           <w:szCs w:val="24"/>
         </w:rPr>
-        <w:t xml:space="preserve">; </w:t>
+        <w:t>Tuesdays &amp; Thursdays, 3:30pm-4:45pm</w:t>
       </w:r>
       <w:r>
         <w:rPr>
@@ -460,15 +452,7 @@
           <w:sz w:val="24"/>
           <w:szCs w:val="24"/>
         </w:rPr>
-        <w:t>D2L</w:t>
-      </w:r>
-      <w:r>
-        <w:rPr>
-          <w:color w:val="7030A0"/>
-          <w:sz w:val="24"/>
-          <w:szCs w:val="24"/>
-        </w:rPr>
-        <w:br/>
+        <w:t xml:space="preserve">; </w:t>
       </w:r>
       <w:r>
         <w:rPr>
@@ -478,7 +462,15 @@
           <w:sz w:val="24"/>
           <w:szCs w:val="24"/>
         </w:rPr>
-        <w:t xml:space="preserve">Syllabus </w:t>
+        <w:t>D2L</w:t>
+      </w:r>
+      <w:r>
+        <w:rPr>
+          <w:color w:val="7030A0"/>
+          <w:sz w:val="24"/>
+          <w:szCs w:val="24"/>
+        </w:rPr>
+        <w:br/>
       </w:r>
       <w:r>
         <w:rPr>
@@ -488,7 +480,7 @@
           <w:sz w:val="24"/>
           <w:szCs w:val="24"/>
         </w:rPr>
-        <w:t>can be found</w:t>
+        <w:t xml:space="preserve">Syllabus </w:t>
       </w:r>
       <w:r>
         <w:rPr>
@@ -498,7 +490,7 @@
           <w:sz w:val="24"/>
           <w:szCs w:val="24"/>
         </w:rPr>
-        <w:t xml:space="preserve"> in D2L</w:t>
+        <w:t>can be found</w:t>
       </w:r>
       <w:r>
         <w:rPr>
@@ -508,7 +500,59 @@
           <w:sz w:val="24"/>
           <w:szCs w:val="24"/>
         </w:rPr>
-        <w:t xml:space="preserve"> or course website.</w:t>
+        <w:t xml:space="preserve"> in D2L</w:t>
+      </w:r>
+      <w:r>
+        <w:rPr>
+          <w:i/>
+          <w:iCs/>
+          <w:color w:val="000000" w:themeColor="text1"/>
+          <w:sz w:val="24"/>
+          <w:szCs w:val="24"/>
+        </w:rPr>
+        <w:t xml:space="preserve"> or course website</w:t>
+      </w:r>
+      <w:r>
+        <w:rPr>
+          <w:i/>
+          <w:iCs/>
+          <w:color w:val="000000" w:themeColor="text1"/>
+          <w:sz w:val="24"/>
+          <w:szCs w:val="24"/>
+        </w:rPr>
+        <w:t xml:space="preserve"> (</w:t>
+      </w:r>
+      <w:hyperlink r:id="rId14" w:history="1">
+        <w:r>
+          <w:rPr>
+            <w:rStyle w:val="Hyperlink"/>
+            <w:i/>
+            <w:iCs/>
+            <w:sz w:val="24"/>
+            <w:szCs w:val="24"/>
+          </w:rPr>
+          <w:t>https://kevinsuo.github.io/teaching/2025Fall/4504/class.html</w:t>
+        </w:r>
+      </w:hyperlink>
+      <w:r>
+        <w:rPr>
+          <w:i/>
+          <w:iCs/>
+          <w:color w:val="000000" w:themeColor="text1"/>
+          <w:sz w:val="24"/>
+          <w:szCs w:val="24"/>
+        </w:rPr>
+        <w:t>)</w:t>
+      </w:r>
+      <w:r>
+        <w:rPr>
+          <w:i/>
+          <w:iCs/>
+          <w:color w:val="000000" w:themeColor="text1"/>
+          <w:sz w:val="24"/>
+          <w:szCs w:val="24"/>
+        </w:rPr>
+        <w:t>.</w:t>
       </w:r>
     </w:p>
     <w:p>
@@ -671,7 +715,7 @@
         </w:rPr>
         <w:t xml:space="preserve">Email: </w:t>
       </w:r>
-      <w:hyperlink r:id="rId14" w:history="1">
+      <w:hyperlink r:id="rId15" w:history="1">
         <w:r>
           <w:rPr>
             <w:sz w:val="24"/>
@@ -752,6 +796,9 @@
             <w:sz w:val="24"/>
             <w:szCs w:val="24"/>
           </w:rPr>
+          <w:t>‬</w:t>
+        </w:r>
+        <w:r>
           <w:t>‬</w:t>
         </w:r>
         <w:r>
@@ -1310,6 +1357,7 @@
           <w:sz w:val="24"/>
           <w:szCs w:val="24"/>
         </w:rPr>
+        <w:lastRenderedPageBreak/>
         <w:t xml:space="preserve">Other Resources – </w:t>
       </w:r>
     </w:p>
@@ -1330,7 +1378,6 @@
           <w:sz w:val="24"/>
           <w:szCs w:val="24"/>
         </w:rPr>
-        <w:lastRenderedPageBreak/>
         <w:t>An Introduction to Parallel Programming. Peter S. Pacheco, ISBN: 978-0-12-374260-5</w:t>
       </w:r>
     </w:p>
@@ -3222,6 +3269,7 @@
         <w:jc w:val="center"/>
       </w:pPr>
       <w:r>
+        <w:lastRenderedPageBreak/>
         <w:t xml:space="preserve">Table </w:t>
       </w:r>
       <w:fldSimple w:instr=" SEQ Table \* ARABIC ">
@@ -3324,7 +3372,6 @@
                 <w:sz w:val="24"/>
                 <w:szCs w:val="21"/>
               </w:rPr>
-              <w:lastRenderedPageBreak/>
               <w:t>Homework/Project</w:t>
             </w:r>
           </w:p>
@@ -4392,6 +4439,7 @@
           <w:sz w:val="24"/>
           <w:szCs w:val="24"/>
         </w:rPr>
+        <w:lastRenderedPageBreak/>
         <w:t xml:space="preserve">Kennesaw State University (KSU) may decide to close campuses, operate on a delayed schedule, or transition to remote instruction for inclement weather or in case of emergency.  </w:t>
       </w:r>
     </w:p>
@@ -4410,7 +4458,6 @@
           <w:sz w:val="24"/>
           <w:szCs w:val="24"/>
         </w:rPr>
-        <w:lastRenderedPageBreak/>
         <w:t xml:space="preserve">The University will announce campus closures, delayed schedules, or remote instruction through KSU Alerts sent to your cell number on file and to your university email account. In addition, announcements will be posted on KSU’s home page: </w:t>
       </w:r>
       <w:hyperlink>
@@ -4749,7 +4796,7 @@
         </w:rPr>
         <w:t xml:space="preserve">Check the </w:t>
       </w:r>
-      <w:hyperlink r:id="rId15" w:history="1">
+      <w:hyperlink r:id="rId16" w:history="1">
         <w:proofErr w:type="spellStart"/>
         <w:r>
           <w:rPr>
@@ -4862,7 +4909,16 @@
           <w:sz w:val="24"/>
           <w:szCs w:val="21"/>
         </w:rPr>
-        <w:t>Students who officially withdraw from courses before the last day to withdraw without academic penalty will receive a grade of ‘W’ and receive no credit. Students who officially withdraw after the last day to withdraw without academic penalty and before the last week of classes during the semester or who have exceeded the maximum number of withdrawals will receive a grade of ‘WF,’ which will be counted as an ‘F’ in the calculation of their grade point average.</w:t>
+        <w:t xml:space="preserve">Students who officially withdraw from courses before the last day to withdraw without academic penalty will receive a grade of ‘W’ and receive no credit. Students who officially withdraw after the last day to withdraw without academic penalty and before the last week of classes during the semester or who have exceeded </w:t>
+      </w:r>
+      <w:r>
+        <w:rPr>
+          <w:rFonts w:eastAsia="Times New Roman" w:cstheme="minorHAnsi"/>
+          <w:sz w:val="24"/>
+          <w:szCs w:val="21"/>
+        </w:rPr>
+        <w:lastRenderedPageBreak/>
+        <w:t>the maximum number of withdrawals will receive a grade of ‘WF,’ which will be counted as an ‘F’ in the calculation of their grade point average.</w:t>
       </w:r>
     </w:p>
     <w:p>
@@ -4890,7 +4946,6 @@
           <w:sz w:val="24"/>
           <w:szCs w:val="21"/>
         </w:rPr>
-        <w:lastRenderedPageBreak/>
         <w:t>The only exceptions to these withdrawal regulations will be for instances involving unusual circumstances, which must be fully documented. Students may appeal to the Academic Standing Committee for consideration of unusual circumstances. Exact withdrawal dates are published in the official academic calendar. Students will receive refunds only when they withdraw from ALL their classes and only by the schedule outlined in the University System refund policy.</w:t>
       </w:r>
     </w:p>
@@ -5507,7 +5562,7 @@
         </w:rPr>
         <w:t>Students are reminded to conduct themselves in accordance with the Student Code of Conduct (</w:t>
       </w:r>
-      <w:hyperlink r:id="rId16" w:history="1">
+      <w:hyperlink r:id="rId17" w:history="1">
         <w:r>
           <w:rPr>
             <w:rStyle w:val="Hyperlink"/>
@@ -5608,9 +5663,18 @@
           <w:sz w:val="24"/>
           <w:szCs w:val="21"/>
         </w:rPr>
-        <w:t xml:space="preserve">The College of Computing and Software Engineering offers some tutoring services for certain courses. If this applies to your course, you may want to include this resource for your students. Tutoring info can be found here: </w:t>
-      </w:r>
-      <w:hyperlink r:id="rId17">
+        <w:t xml:space="preserve">The College of Computing and Software Engineering offers some tutoring services for certain courses. If this applies to your course, you may want to include this resource for your students. Tutoring info </w:t>
+      </w:r>
+      <w:r>
+        <w:rPr>
+          <w:rFonts w:eastAsia="Times New Roman" w:cstheme="minorHAnsi"/>
+          <w:sz w:val="24"/>
+          <w:szCs w:val="21"/>
+        </w:rPr>
+        <w:lastRenderedPageBreak/>
+        <w:t xml:space="preserve">can be found here: </w:t>
+      </w:r>
+      <w:hyperlink r:id="rId18">
         <w:r>
           <w:rPr>
             <w:rStyle w:val="Hyperlink"/>
@@ -5662,7 +5726,6 @@
           <w:sz w:val="24"/>
           <w:szCs w:val="24"/>
         </w:rPr>
-        <w:lastRenderedPageBreak/>
         <w:t xml:space="preserve">Assistance out of </w:t>
       </w:r>
       <w:r>
@@ -5826,7 +5889,7 @@
           <w:szCs w:val="24"/>
         </w:rPr>
       </w:pPr>
-      <w:hyperlink r:id="rId18" w:history="1">
+      <w:hyperlink r:id="rId19" w:history="1">
         <w:r>
           <w:rPr>
             <w:rStyle w:val="Hyperlink"/>
@@ -5915,7 +5978,7 @@
           <w:szCs w:val="24"/>
         </w:rPr>
       </w:pPr>
-      <w:hyperlink r:id="rId19" w:history="1">
+      <w:hyperlink r:id="rId20" w:history="1">
         <w:r>
           <w:rPr>
             <w:rStyle w:val="Hyperlink"/>
@@ -5986,7 +6049,7 @@
           <w:szCs w:val="24"/>
         </w:rPr>
       </w:pPr>
-      <w:hyperlink r:id="rId20" w:history="1">
+      <w:hyperlink r:id="rId21" w:history="1">
         <w:r>
           <w:rPr>
             <w:rStyle w:val="Hyperlink"/>
@@ -6058,7 +6121,7 @@
           <w:szCs w:val="24"/>
         </w:rPr>
       </w:pPr>
-      <w:hyperlink r:id="rId21" w:history="1">
+      <w:hyperlink r:id="rId22" w:history="1">
         <w:r>
           <w:rPr>
             <w:rStyle w:val="Hyperlink"/>
@@ -6111,7 +6174,7 @@
           <w:szCs w:val="24"/>
         </w:rPr>
       </w:pPr>
-      <w:hyperlink r:id="rId22" w:anchor="ADA" w:history="1">
+      <w:hyperlink r:id="rId23" w:anchor="ADA" w:history="1">
         <w:r>
           <w:rPr>
             <w:rStyle w:val="Hyperlink"/>
@@ -6218,52 +6281,16 @@
           <w:sz w:val="24"/>
           <w:szCs w:val="24"/>
         </w:rPr>
-        <w:t xml:space="preserve">Section II of the Student Code of Conduct addresses the University’s policy on academic honesty, including provisions regarding plagiarism and cheating, unauthorized access to </w:t>
-      </w:r>
-      <w:proofErr w:type="gramStart"/>
+        <w:t xml:space="preserve">Section II of the Student Code of Conduct addresses the University’s policy on academic honesty, including provisions regarding plagiarism and cheating, unauthorized access to University materials, misrepresentation/falsification of University records or academic work, malicious removal, retention, </w:t>
+      </w:r>
       <w:r>
         <w:rPr>
           <w:rFonts w:eastAsia="Times New Roman" w:cstheme="minorHAnsi"/>
           <w:sz w:val="24"/>
           <w:szCs w:val="24"/>
         </w:rPr>
-        <w:t>University</w:t>
-      </w:r>
-      <w:proofErr w:type="gramEnd"/>
-      <w:r>
-        <w:rPr>
-          <w:rFonts w:eastAsia="Times New Roman" w:cstheme="minorHAnsi"/>
-          <w:sz w:val="24"/>
-          <w:szCs w:val="24"/>
-        </w:rPr>
-        <w:t xml:space="preserve"> materials, misrepresentation/falsification of </w:t>
-      </w:r>
-      <w:proofErr w:type="gramStart"/>
-      <w:r>
-        <w:rPr>
-          <w:rFonts w:eastAsia="Times New Roman" w:cstheme="minorHAnsi"/>
-          <w:sz w:val="24"/>
-          <w:szCs w:val="24"/>
-        </w:rPr>
-        <w:t>University</w:t>
-      </w:r>
-      <w:proofErr w:type="gramEnd"/>
-      <w:r>
-        <w:rPr>
-          <w:rFonts w:eastAsia="Times New Roman" w:cstheme="minorHAnsi"/>
-          <w:sz w:val="24"/>
-          <w:szCs w:val="24"/>
-        </w:rPr>
-        <w:t xml:space="preserve"> records or academic work, malicious removal, retention, or destruction of library materials, malicious/intentional misuse of computer facilities and/or services, and misuse of student identification cards. Incidents of alleged academic misconduct will be handled </w:t>
-      </w:r>
-      <w:r>
-        <w:rPr>
-          <w:rFonts w:eastAsia="Times New Roman" w:cstheme="minorHAnsi"/>
-          <w:sz w:val="24"/>
-          <w:szCs w:val="24"/>
-        </w:rPr>
         <w:lastRenderedPageBreak/>
-        <w:t xml:space="preserve">through the established procedures of the University Judiciary Program, which includes either an “informal” resolution by a faculty member, resulting in a grade adjustment, or a formal hearing procedure, which may subject a student to the Code of Conduct’s minimum one semester suspension requirement. </w:t>
+        <w:t xml:space="preserve">or destruction of library materials, malicious/intentional misuse of computer facilities and/or services, and misuse of student identification cards. Incidents of alleged academic misconduct will be handled through the established procedures of the University Judiciary Program, which includes either an “informal” resolution by a faculty member, resulting in a grade adjustment, or a formal hearing procedure, which may subject a student to the Code of Conduct’s minimum one semester suspension requirement. </w:t>
       </w:r>
     </w:p>
     <w:p>
@@ -6451,7 +6478,7 @@
       </w:pPr>
     </w:p>
     <w:p>
-      <w:hyperlink r:id="rId23">
+      <w:hyperlink r:id="rId24">
         <w:r>
           <w:rPr>
             <w:rStyle w:val="Hyperlink"/>
@@ -8205,7 +8232,7 @@
     </w:p>
     <w:p/>
     <w:sectPr>
-      <w:headerReference w:type="default" r:id="rId24"/>
+      <w:headerReference w:type="default" r:id="rId25"/>
       <w:pgSz w:w="12240" w:h="15840"/>
       <w:pgMar w:top="598" w:right="420" w:bottom="689" w:left="520" w:header="0" w:footer="0" w:gutter="0"/>
       <w:cols w:space="0" w:equalWidth="0">
@@ -10406,15 +10433,12 @@
 </file>
 
 <file path=customXml/item1.xml><?xml version="1.0" encoding="utf-8"?>
-<p:properties xmlns:p="http://schemas.microsoft.com/office/2006/metadata/properties" xmlns:xsi="http://www.w3.org/2001/XMLSchema-instance" xmlns:pc="http://schemas.microsoft.com/office/infopath/2007/PartnerControls">
-  <documentManagement>
-    <lcf76f155ced4ddcb4097134ff3c332f xmlns="2b50b422-c025-439b-8df6-71285c110892">
-      <Terms xmlns="http://schemas.microsoft.com/office/infopath/2007/PartnerControls"/>
-    </lcf76f155ced4ddcb4097134ff3c332f>
-    <TaxCatchAll xmlns="09241bc2-aa07-462a-9c49-d382f2ea7c29" xsi:nil="true"/>
-    <Date xmlns="2b50b422-c025-439b-8df6-71285c110892" xsi:nil="true"/>
-  </documentManagement>
-</p:properties>
+<?mso-contentType ?>
+<FormTemplates xmlns="http://schemas.microsoft.com/sharepoint/v3/contenttype/forms">
+  <Display>DocumentLibraryForm</Display>
+  <Edit>DocumentLibraryForm</Edit>
+  <New>DocumentLibraryForm</New>
+</FormTemplates>
 </file>
 
 <file path=customXml/item2.xml><?xml version="1.0" encoding="utf-8"?>
@@ -10673,12 +10697,15 @@
 </file>
 
 <file path=customXml/item3.xml><?xml version="1.0" encoding="utf-8"?>
-<?mso-contentType ?>
-<FormTemplates xmlns="http://schemas.microsoft.com/sharepoint/v3/contenttype/forms">
-  <Display>DocumentLibraryForm</Display>
-  <Edit>DocumentLibraryForm</Edit>
-  <New>DocumentLibraryForm</New>
-</FormTemplates>
+<p:properties xmlns:p="http://schemas.microsoft.com/office/2006/metadata/properties" xmlns:xsi="http://www.w3.org/2001/XMLSchema-instance" xmlns:pc="http://schemas.microsoft.com/office/infopath/2007/PartnerControls">
+  <documentManagement>
+    <lcf76f155ced4ddcb4097134ff3c332f xmlns="2b50b422-c025-439b-8df6-71285c110892">
+      <Terms xmlns="http://schemas.microsoft.com/office/infopath/2007/PartnerControls"/>
+    </lcf76f155ced4ddcb4097134ff3c332f>
+    <TaxCatchAll xmlns="09241bc2-aa07-462a-9c49-d382f2ea7c29" xsi:nil="true"/>
+    <Date xmlns="2b50b422-c025-439b-8df6-71285c110892" xsi:nil="true"/>
+  </documentManagement>
+</p:properties>
 </file>
 
 <file path=customXml/item4.xml><?xml version="1.0" encoding="utf-8"?>
@@ -10686,12 +10713,9 @@
 </file>
 
 <file path=customXml/itemProps1.xml><?xml version="1.0" encoding="utf-8"?>
-<ds:datastoreItem xmlns:ds="http://schemas.openxmlformats.org/officeDocument/2006/customXml" ds:itemID="{2EF9BEFA-B9A7-4873-8674-716F4FCF67A5}">
+<ds:datastoreItem xmlns:ds="http://schemas.openxmlformats.org/officeDocument/2006/customXml" ds:itemID="{73D07C5C-AC67-410C-B500-6A01FD3AE539}">
   <ds:schemaRefs>
-    <ds:schemaRef ds:uri="http://schemas.microsoft.com/office/2006/metadata/properties"/>
-    <ds:schemaRef ds:uri="http://schemas.microsoft.com/office/infopath/2007/PartnerControls"/>
-    <ds:schemaRef ds:uri="2b50b422-c025-439b-8df6-71285c110892"/>
-    <ds:schemaRef ds:uri="09241bc2-aa07-462a-9c49-d382f2ea7c29"/>
+    <ds:schemaRef ds:uri="http://schemas.microsoft.com/sharepoint/v3/contenttype/forms"/>
   </ds:schemaRefs>
 </ds:datastoreItem>
 </file>
@@ -10716,9 +10740,12 @@
 </file>
 
 <file path=customXml/itemProps3.xml><?xml version="1.0" encoding="utf-8"?>
-<ds:datastoreItem xmlns:ds="http://schemas.openxmlformats.org/officeDocument/2006/customXml" ds:itemID="{73D07C5C-AC67-410C-B500-6A01FD3AE539}">
+<ds:datastoreItem xmlns:ds="http://schemas.openxmlformats.org/officeDocument/2006/customXml" ds:itemID="{2EF9BEFA-B9A7-4873-8674-716F4FCF67A5}">
   <ds:schemaRefs>
-    <ds:schemaRef ds:uri="http://schemas.microsoft.com/sharepoint/v3/contenttype/forms"/>
+    <ds:schemaRef ds:uri="http://schemas.microsoft.com/office/2006/metadata/properties"/>
+    <ds:schemaRef ds:uri="http://schemas.microsoft.com/office/infopath/2007/PartnerControls"/>
+    <ds:schemaRef ds:uri="2b50b422-c025-439b-8df6-71285c110892"/>
+    <ds:schemaRef ds:uri="09241bc2-aa07-462a-9c49-d382f2ea7c29"/>
   </ds:schemaRefs>
 </ds:datastoreItem>
 </file>
